--- a/site/index_nature_submission_updated.docx
+++ b/site/index_nature_submission_updated.docx
@@ -5345,7 +5345,20 @@
         </w:r>
       </w:hyperlink>
       <w:r>
-        <w:t xml:space="preserve"> under the MIT License. The harmonized ZCTA analysis file is deposited as a separate Zenodo record under CC-BY-4.0.</w:t>
+        <w:t xml:space="preserve"> under the MIT License. The harmonized ZCTA analysis file is </w:t>
+      </w:r>
+      <w:del w:id="30002" w:author="Claude" w:date="2026-10-26T00:00:00Z">
+        <w:r>
+          <w:delText xml:space="preserve">deposited as a separate Zenodo record under CC-BY-4.0</w:delText>
+        </w:r>
+      </w:del>
+      <w:ins w:id="30003" w:author="Claude" w:date="2026-10-26T00:00:00Z">
+        <w:r>
+          <w:t xml:space="preserve">deposited as a separate Zenodo record under CC-BY-4.0 (https://doi.org/10.5281/zenodo.22053001)</w:t>
+        </w:r>
+      </w:ins>
+      <w:r>
+        <w:t xml:space="preserve">.</w:t>
       </w:r>
     </w:p>
     <w:p>
@@ -6326,7 +6339,20 @@
     </w:p>
     <w:p>
       <w:r>
-        <w:t>The harmonized ZCTA analysis dataset is deposited at Zenodo under CC-BY-4.0 [DOI to be inserted before submission]. All underlying sources are public and are listed in the Supplementary Information.</w:t>
+        <w:t xml:space="preserve">The harmonized ZCTA analysis dataset is deposited at Zenodo under CC-BY-4.0 </w:t>
+      </w:r>
+      <w:del w:id="30000" w:author="Claude" w:date="2026-10-26T00:00:00Z">
+        <w:r>
+          <w:delText xml:space="preserve">[DOI to be inserted before submission]</w:delText>
+        </w:r>
+      </w:del>
+      <w:ins w:id="30001" w:author="Claude" w:date="2026-10-26T00:00:00Z">
+        <w:r>
+          <w:t xml:space="preserve">(https://doi.org/10.5281/zenodo.22053001)</w:t>
+        </w:r>
+      </w:ins>
+      <w:r>
+        <w:t xml:space="preserve">. All underlying sources are public and are listed in the Supplementary Information.</w:t>
       </w:r>
     </w:p>
     <w:p>

--- a/site/index_nature_submission_updated.docx
+++ b/site/index_nature_submission_updated.docx
@@ -82,6 +82,7 @@
     <w:bookmarkEnd w:id="2"/>
     <w:p>
       <w:commentRangeStart w:id="20"/>
+      <w:commentRangeStart w:id="28"/>
       <w:r>
         <w:t xml:space="preserve">Distributed energy resources are central to decarbonization, resilience, and electrification, but their benefits </w:t>
       </w:r>
@@ -335,12 +336,19 @@
         <w:rPr/>
         <w:t xml:space="preserve">.</w:t>
       </w:r>
+      <w:commentRangeEnd w:id="28"/>
       <w:commentRangeEnd w:id="20"/>
       <w:r>
         <w:rPr>
           <w:rStyle w:val="CommentReference"/>
         </w:rPr>
         <w:commentReference w:id="20"/>
+      </w:r>
+      <w:r>
+        <w:rPr>
+          <w:rStyle w:val="CommentReference"/>
+        </w:rPr>
+        <w:commentReference w:id="28"/>
       </w:r>
     </w:p>
     <w:p>
@@ -588,7 +596,7 @@
       <w:r>
         <w:t xml:space="preserve">Racial and socioeconomic disparities are not uniform across technologies</w:t>
       </w:r>
-      <w:ins w:id="20064" w:author="Claude" w:date="2026-10-21T00:00:00Z">
+      <w:ins w:id="20001" w:author="Claude" w:date="2026-10-21T00:00:00Z">
         <w:r>
           <w:t xml:space="preserve">. Deployment of all three is spatially uneven before any adjustment (Fig. 1)</w:t>
         </w:r>
@@ -596,7 +604,7 @@
       <w:r>
         <w:t xml:space="preserve">. In the baseline specification (Table 1), rooftop photovoltaics and battery storage </w:t>
       </w:r>
-      <w:ins w:id="20065" w:author="Claude" w:date="2026-10-21T00:00:00Z">
+      <w:ins w:id="20002" w:author="Claude" w:date="2026-10-21T00:00:00Z">
         <w:r>
           <w:t xml:space="preserve">are </w:t>
         </w:r>
@@ -609,7 +617,7 @@
           <w:delText xml:space="preserve">carry clear negative associations</w:delText>
         </w:r>
       </w:del>
-      <w:ins w:id="20067" w:author="Claude" w:date="2026-10-21T00:00:00Z">
+      <w:ins w:id="20003" w:author="Claude" w:date="2026-10-21T00:00:00Z">
         <w:r>
           <w:t xml:space="preserve">lower in ZCTAs</w:t>
         </w:r>
@@ -622,7 +630,7 @@
           <w:delText xml:space="preserve">ZCTA</w:delText>
         </w:r>
       </w:del>
-      <w:ins w:id="20069" w:author="Claude" w:date="2026-10-21T00:00:00Z">
+      <w:ins w:id="20004" w:author="Claude" w:date="2026-10-21T00:00:00Z">
         <w:r>
           <w:t xml:space="preserve">larger</w:t>
         </w:r>
@@ -630,7 +638,7 @@
       <w:r>
         <w:t xml:space="preserve"> shares of Black and Asian residents after conditioning on income and poverty</w:t>
       </w:r>
-      <w:ins w:id="20070" w:author="Claude" w:date="2026-10-21T00:00:00Z">
+      <w:ins w:id="20005" w:author="Claude" w:date="2026-10-21T00:00:00Z">
         <w:r>
           <w:t xml:space="preserve">; storage is also lower where Hispanic share is higher, whereas solar is higher</w:t>
         </w:r>
@@ -643,13 +651,39 @@
           <w:delText xml:space="preserve">that pattern</w:delText>
         </w:r>
       </w:del>
-      <w:ins w:id="20072" w:author="Claude" w:date="2026-10-21T00:00:00Z">
+      <w:ins w:id="20006" w:author="Claude" w:date="2026-10-21T00:00:00Z">
         <w:r>
           <w:t xml:space="preserve">both</w:t>
         </w:r>
       </w:ins>
       <w:r>
-        <w:t xml:space="preserve">: charger deployment is negatively associated with Hispanic share and positively associated with poverty rate. Coefficients reported throughout use standardized predictors, so a coefficient is the change in the log(1 + rate) outcome associated with a one-standard-deviation change in the predictor; one standard deviation is 6.6 percentage points for Black share, 23.8 for Hispanic share and 14.1 for Asian share, and a coefficient near −0.10 corresponds to roughly a 10 percent lower deployment rate (Supplementary Table S3).</w:t>
+        <w:t xml:space="preserve">: charger deployment is negatively associated with Hispanic share and positively associated with poverty rate. Coefficients reported throughout use standardized predictors, so a coefficient is the change in the log(1 + rate) outcome associated with a one-standard-deviation change in the predictor; one standard deviation is 6.</w:t>
+      </w:r>
+      <w:del w:id="20007" w:author="Claude" w:date="2026-10-26T00:00:00Z">
+        <w:r>
+          <w:delText xml:space="preserve">6</w:delText>
+        </w:r>
+      </w:del>
+      <w:ins w:id="20008" w:author="Claude" w:date="2026-10-26T00:00:00Z">
+        <w:r>
+          <w:t xml:space="preserve">4</w:t>
+        </w:r>
+      </w:ins>
+      <w:r>
+        <w:t xml:space="preserve"> percentage points for Black share, 23.</w:t>
+      </w:r>
+      <w:del w:id="20009" w:author="Claude" w:date="2026-10-26T00:00:00Z">
+        <w:r>
+          <w:delText xml:space="preserve">8</w:delText>
+        </w:r>
+      </w:del>
+      <w:ins w:id="20010" w:author="Claude" w:date="2026-10-26T00:00:00Z">
+        <w:r>
+          <w:t xml:space="preserve">9</w:t>
+        </w:r>
+      </w:ins>
+      <w:r>
+        <w:t xml:space="preserve"> for Hispanic share and 14.1 for Asian share, and a coefficient near −0.10 corresponds to roughly a 10 percent lower deployment rate (Supplementary Table S3).</w:t>
       </w:r>
     </w:p>
     <w:p>
@@ -711,14 +745,29 @@
           <w:delText xml:space="preserve">Rooftop</w:delText>
         </w:r>
       </w:del>
-      <w:ins w:id="20074" w:author="Claude" w:date="2026-10-21T00:00:00Z">
-        <w:r>
-          <w:t xml:space="preserve">Observed deployment intensity (left of each pair) and baseline standardized residuals (right) for rooftop</w:t>
+      <w:ins w:id="20002" w:author="Claude" w:date="2026-10-21T00:00:00Z">
+        <w:r>
+          <w:t xml:space="preserve">Observed deployment intensity (left of each pair) and baseline </w:t>
+        </w:r>
+      </w:ins>
+      <w:ins w:id="20003" w:author="Claude" w:date="2026-10-26T00:00:00Z">
+        <w:r>
+          <w:t xml:space="preserve">(Model 1) </w:t>
+        </w:r>
+      </w:ins>
+      <w:ins w:id="20004" w:author="Claude" w:date="2026-10-21T00:00:00Z">
+        <w:r>
+          <w:t xml:space="preserve">standardized residuals (right) for rooftop</w:t>
         </w:r>
       </w:ins>
       <w:r>
         <w:t xml:space="preserve"> photovoltaics, battery storage and aggregate EV charging</w:t>
       </w:r>
+      <w:ins w:id="20005" w:author="Claude" w:date="2026-10-26T00:00:00Z">
+        <w:r>
+          <w:t xml:space="preserve">; N = 1,390 ZCTAs. Observed values are log(1 + rate): kW of PV per 1,000 residents, MW of storage per 100,000 residents and public chargers per 1,000 residents</w:t>
+        </w:r>
+      </w:ins>
       <w:del w:id="20075" w:author="Claude" w:date="2026-10-21T00:00:00Z">
         <w:r>
           <w:delText xml:space="preserve">, before any regression adjustment</w:delText>
@@ -729,7 +778,7 @@
           <w:delText xml:space="preserve">. Blank areas </w:delText>
         </w:r>
       </w:del>
-      <w:ins w:id="30079" w:author="Claude" w:date="2026-10-23T00:00:00Z">
+      <w:ins w:id="20006" w:author="Claude" w:date="2026-10-23T00:00:00Z">
         <w:r>
           <w:t xml:space="preserve">. Hatched grey areas </w:t>
         </w:r>
@@ -739,14 +788,14 @@
           <w:delText xml:space="preserve">indicate excluded or missing observations</w:delText>
         </w:r>
       </w:del>
-      <w:ins w:id="20077" w:author="Claude" w:date="2026-10-21T00:00:00Z">
+      <w:ins w:id="20001" w:author="Claude" w:date="2026-10-21T00:00:00Z">
         <w:del w:id="30080" w:author="Claude" w:date="2026-10-23T00:00:00Z">
           <w:r>
             <w:delText xml:space="preserve">are outside the analysis sample</w:delText>
           </w:r>
         </w:del>
       </w:ins>
-      <w:ins w:id="30081" w:author="Claude" w:date="2026-10-23T00:00:00Z">
+      <w:ins w:id="20007" w:author="Claude" w:date="2026-10-23T00:00:00Z">
         <w:r>
           <w:t xml:space="preserve">are outside the analysis sample (population under 1,000 or incomplete ACS data)</w:t>
         </w:r>
@@ -1288,7 +1337,7 @@
           <w:delText xml:space="preserve">Figure</w:delText>
         </w:r>
       </w:del>
-      <w:ins w:id="20079" w:author="Claude" w:date="2026-10-21T00:00:00Z">
+      <w:ins w:id="20008" w:author="Claude" w:date="2026-10-21T00:00:00Z">
         <w:r>
           <w:t xml:space="preserve">Fig.</w:t>
         </w:r>
@@ -1301,7 +1350,7 @@
           <w:delText xml:space="preserve">largest and the flattest</w:delText>
         </w:r>
       </w:del>
-      <w:ins w:id="20081" w:author="Claude" w:date="2026-10-21T00:00:00Z">
+      <w:ins w:id="20009" w:author="Claude" w:date="2026-10-21T00:00:00Z">
         <w:r>
           <w:t xml:space="preserve">most stable</w:t>
         </w:r>
@@ -1315,16 +1364,36 @@
         </w:r>
       </w:del>
       <w:r>
-        <w:t xml:space="preserve">move more, particularly where housing </w:t>
-      </w:r>
+        <w:t xml:space="preserve">move more, particularly where </w:t>
+      </w:r>
+      <w:ins w:id="20010" w:author="Claude" w:date="2026-10-26T00:00:00Z">
+        <w:r>
+          <w:t xml:space="preserve">county fixed effects or </w:t>
+        </w:r>
+      </w:ins>
+      <w:r>
+        <w:t xml:space="preserve">housing</w:t>
+      </w:r>
+      <w:del w:id="20011" w:author="Claude" w:date="2026-10-26T00:00:00Z">
+        <w:r>
+          <w:delText xml:space="preserve"> </w:delText>
+        </w:r>
+      </w:del>
       <w:del w:id="20083" w:author="Claude" w:date="2026-10-21T00:00:00Z">
         <w:r>
           <w:delText xml:space="preserve">enters</w:delText>
         </w:r>
       </w:del>
-      <w:ins w:id="20084" w:author="Claude" w:date="2026-10-21T00:00:00Z">
-        <w:r>
-          <w:t xml:space="preserve">and county controls enter</w:t>
+      <w:ins w:id="20012" w:author="Claude" w:date="2026-10-21T00:00:00Z">
+        <w:del w:id="20013" w:author="Claude" w:date="2026-10-26T00:00:00Z">
+          <w:r>
+            <w:delText xml:space="preserve">and county controls enter</w:delText>
+          </w:r>
+        </w:del>
+      </w:ins>
+      <w:ins w:id="20014" w:author="Claude" w:date="2026-10-26T00:00:00Z">
+        <w:r>
+          <w:t xml:space="preserve"> controls enter</w:t>
         </w:r>
       </w:ins>
       <w:r>
@@ -1335,7 +1404,7 @@
           <w:delText xml:space="preserve">, with</w:delText>
         </w:r>
       </w:del>
-      <w:ins w:id="20086" w:author="Claude" w:date="2026-10-21T00:00:00Z">
+      <w:ins w:id="20015" w:author="Claude" w:date="2026-10-21T00:00:00Z">
         <w:r>
           <w:t xml:space="preserve">:</w:t>
         </w:r>
@@ -1343,39 +1412,70 @@
       <w:r>
         <w:t xml:space="preserve"> poverty rate </w:t>
       </w:r>
-      <w:ins w:id="20087" w:author="Claude" w:date="2026-10-21T00:00:00Z">
-        <w:r>
-          <w:t xml:space="preserve">is </w:t>
-        </w:r>
-      </w:ins>
-      <w:r>
-        <w:t xml:space="preserve">the only </w:t>
-      </w:r>
+      <w:ins w:id="20016" w:author="Claude" w:date="2026-10-21T00:00:00Z">
+        <w:del w:id="20017" w:author="Claude" w:date="2026-10-26T00:00:00Z">
+          <w:r>
+            <w:delText xml:space="preserve">is </w:delText>
+          </w:r>
+        </w:del>
+      </w:ins>
+      <w:del w:id="20018" w:author="Claude" w:date="2026-10-26T00:00:00Z">
+        <w:r>
+          <w:delText xml:space="preserve">the only </w:delText>
+        </w:r>
+      </w:del>
       <w:del w:id="20088" w:author="Claude" w:date="2026-10-21T00:00:00Z">
         <w:r>
           <w:delText xml:space="preserve">consistently signed predictor</w:delText>
         </w:r>
       </w:del>
-      <w:ins w:id="20089" w:author="Claude" w:date="2026-10-21T00:00:00Z">
-        <w:r>
-          <w:t xml:space="preserve">predictor that keeps its sign,</w:t>
-        </w:r>
-      </w:ins>
-      <w:r>
-        <w:t xml:space="preserve"> and the race terms </w:t>
-      </w:r>
+      <w:ins w:id="20019" w:author="Claude" w:date="2026-10-21T00:00:00Z">
+        <w:del w:id="20020" w:author="Claude" w:date="2026-10-26T00:00:00Z">
+          <w:r>
+            <w:delText xml:space="preserve">predictor that keeps its sign,</w:delText>
+          </w:r>
+        </w:del>
+      </w:ins>
+      <w:ins w:id="20021" w:author="Claude" w:date="2026-10-26T00:00:00Z">
+        <w:r>
+          <w:t xml:space="preserve">stays positive throughout, the Black- and Hispanic-share terms cross zero,</w:t>
+        </w:r>
+      </w:ins>
+      <w:r>
+        <w:t xml:space="preserve"> and the </w:t>
+      </w:r>
+      <w:del w:id="20022" w:author="Claude" w:date="2026-10-26T00:00:00Z">
+        <w:r>
+          <w:delText xml:space="preserve">race terms </w:delText>
+        </w:r>
+      </w:del>
       <w:del w:id="20090" w:author="Claude" w:date="2026-10-21T00:00:00Z">
         <w:r>
           <w:delText xml:space="preserve">crossing</w:delText>
         </w:r>
       </w:del>
-      <w:ins w:id="20091" w:author="Claude" w:date="2026-10-21T00:00:00Z">
-        <w:r>
-          <w:t xml:space="preserve">cross or collapse to</w:t>
-        </w:r>
-      </w:ins>
-      <w:r>
-        <w:t xml:space="preserve"> zero. Whatever is producing inequity is not one mechanism operating at three intensities.</w:t>
+      <w:ins w:id="20023" w:author="Claude" w:date="2026-10-21T00:00:00Z">
+        <w:del w:id="20024" w:author="Claude" w:date="2026-10-26T00:00:00Z">
+          <w:r>
+            <w:delText xml:space="preserve">cross or collapse to</w:delText>
+          </w:r>
+        </w:del>
+      </w:ins>
+      <w:ins w:id="20025" w:author="Claude" w:date="2026-10-26T00:00:00Z">
+        <w:r>
+          <w:t xml:space="preserve">Asian-share term falls to</w:t>
+        </w:r>
+      </w:ins>
+      <w:r>
+        <w:t xml:space="preserve"> zero</w:t>
+      </w:r>
+      <w:ins w:id="20026" w:author="Claude" w:date="2026-10-26T00:00:00Z">
+        <w:r>
+          <w:t xml:space="preserve"> once housing structure and tenure enter (Fig. 3)</w:t>
+        </w:r>
+      </w:ins>
+      <w:r>
+        <w:t xml:space="preserve">. Whatever is producing inequity is not one mechanism operating at three intensities.</w:t>
       </w:r>
     </w:p>
     <w:p>
@@ -1467,11 +1567,12 @@
         <w:pStyle w:val="Caption"/>
       </w:pPr>
       <w:commentRangeStart w:id="4"/>
+      <w:commentRangeStart w:id="25"/>
       <w:commentRangeStart w:id="13"/>
       <w:r>
         <w:t xml:space="preserve">Fig. 2 |</w:t>
       </w:r>
-      <w:ins w:id="20097" w:author="Claude" w:date="2026-10-21T00:00:00Z">
+      <w:ins w:id="20027" w:author="Claude" w:date="2026-10-21T00:00:00Z">
         <w:r>
           <w:t xml:space="preserve"> Only the storage disparities hold across every specification.</w:t>
         </w:r>
@@ -1485,6 +1586,7 @@
         </w:r>
       </w:del>
       <w:commentRangeEnd w:id="13"/>
+      <w:commentRangeEnd w:id="25"/>
       <w:commentRangeEnd w:id="4"/>
       <w:r>
         <w:rPr>
@@ -1498,6 +1600,12 @@
         <w:rPr>
           <w:rStyle w:val="CommentReference"/>
         </w:rPr>
+        <w:commentReference w:id="25"/>
+      </w:r>
+      <w:r>
+        <w:rPr>
+          <w:rStyle w:val="CommentReference"/>
+        </w:rPr>
         <w:commentReference w:id="13"/>
       </w:r>
       <w:del w:id="20099" w:author="Claude" w:date="2026-10-21T00:00:00Z">
@@ -1505,15 +1613,41 @@
           <w:delText xml:space="preserve">. Standardized</w:delText>
         </w:r>
       </w:del>
-      <w:ins w:id="20100" w:author="Claude" w:date="2026-10-21T00:00:00Z">
+      <w:ins w:id="20028" w:author="Claude" w:date="2026-10-21T00:00:00Z">
         <w:r>
           <w:t xml:space="preserve"> for rooftop solar (a), battery storage (b) and aggregate EV charging (c); standardized</w:t>
         </w:r>
       </w:ins>
       <w:r>
-        <w:t xml:space="preserve"> predictors. Each specification adds or substitutes one control block against a fixed core of income, race and ethnicity shares, poverty rate and the outcome-specific resource control; specifications are siblings rather than nested rungs, and are defined in Supplementary Note S1. The storage </w:t>
-      </w:r>
-      <w:ins w:id="20101" w:author="Claude" w:date="2026-10-21T00:00:00Z">
+        <w:t xml:space="preserve"> predictors. Each specification adds or substitutes one control block against a fixed core of income, race and ethnicity shares, poverty rate and the outcome-specific resource control; specifications are siblings rather than nested rungs</w:t>
+      </w:r>
+      <w:del w:id="20029" w:author="Claude" w:date="2026-10-26T00:00:00Z">
+        <w:r>
+          <w:delText xml:space="preserve">, and are</w:delText>
+        </w:r>
+      </w:del>
+      <w:ins w:id="20030" w:author="Claude" w:date="2026-10-26T00:00:00Z">
+        <w:r>
+          <w:t xml:space="preserve">. Tick labels give the variant drawn, as</w:t>
+        </w:r>
+      </w:ins>
+      <w:r>
+        <w:t xml:space="preserve"> defined in Supplementary </w:t>
+      </w:r>
+      <w:del w:id="20031" w:author="Claude" w:date="2026-10-26T00:00:00Z">
+        <w:r>
+          <w:delText xml:space="preserve">Note S1</w:delText>
+        </w:r>
+      </w:del>
+      <w:ins w:id="20032" w:author="Claude" w:date="2026-10-26T00:00:00Z">
+        <w:r>
+          <w:t xml:space="preserve">Table S1; poverty rate is omitted in M4R. Filled markers denote p &lt; 0.05, hollow p ≥ 0.05</w:t>
+        </w:r>
+      </w:ins>
+      <w:r>
+        <w:t xml:space="preserve">. The storage </w:t>
+      </w:r>
+      <w:ins w:id="20033" w:author="Claude" w:date="2026-10-21T00:00:00Z">
         <w:r>
           <w:t xml:space="preserve">race and ethnicity </w:t>
         </w:r>
@@ -1526,7 +1660,7 @@
           <w:delText xml:space="preserve">are the largest</w:delText>
         </w:r>
       </w:del>
-      <w:ins w:id="20103" w:author="Claude" w:date="2026-10-21T00:00:00Z">
+      <w:ins w:id="20034" w:author="Claude" w:date="2026-10-21T00:00:00Z">
         <w:r>
           <w:t xml:space="preserve">stay clear of zero throughout; the solar Hispanic-share coefficient</w:t>
         </w:r>
@@ -1555,14 +1689,27 @@
         </w:r>
       </w:del>
       <w:r>
-        <w:t xml:space="preserve"> race terms cross </w:t>
+        <w:t xml:space="preserve"> </w:t>
+      </w:r>
+      <w:del w:id="20035" w:author="Claude" w:date="2026-10-26T00:00:00Z">
+        <w:r>
+          <w:delText xml:space="preserve">race terms</w:delText>
+        </w:r>
+      </w:del>
+      <w:ins w:id="20036" w:author="Claude" w:date="2026-10-26T00:00:00Z">
+        <w:r>
+          <w:t xml:space="preserve">Black- and Hispanic-share coefficients</w:t>
+        </w:r>
+      </w:ins>
+      <w:r>
+        <w:t xml:space="preserve"> cross </w:t>
       </w:r>
       <w:del w:id="20107" w:author="Claude" w:date="2026-10-21T00:00:00Z">
         <w:r>
           <w:delText xml:space="preserve">zero</w:delText>
         </w:r>
       </w:del>
-      <w:ins w:id="20108" w:author="Claude" w:date="2026-10-21T00:00:00Z">
+      <w:ins w:id="20037" w:author="Claude" w:date="2026-10-21T00:00:00Z">
         <w:r>
           <w:t xml:space="preserve">it</w:t>
         </w:r>
@@ -2482,6 +2629,7 @@
         <w:pStyle w:val="Caption"/>
       </w:pPr>
       <w:commentRangeStart w:id="21"/>
+      <w:commentRangeStart w:id="26"/>
       <w:r>
         <w:t xml:space="preserve">Fig. 3 |</w:t>
       </w:r>
@@ -2562,12 +2710,19 @@
           <w:t xml:space="preserve">Filled markers denote p &lt; 0.05; bars are 95 percent confidence intervals.</w:t>
         </w:r>
       </w:ins>
+      <w:commentRangeEnd w:id="26"/>
       <w:commentRangeEnd w:id="21"/>
       <w:r>
         <w:rPr>
           <w:rStyle w:val="CommentReference"/>
         </w:rPr>
         <w:commentReference w:id="21"/>
+      </w:r>
+      <w:r>
+        <w:rPr>
+          <w:rStyle w:val="CommentReference"/>
+        </w:rPr>
+        <w:commentReference w:id="26"/>
       </w:r>
     </w:p>
     <w:p>
@@ -2850,7 +3005,7 @@
         <w:lastRenderedPageBreak/>
         <w:drawing>
           <wp:inline distT="0" distB="0" distL="0" distR="0" wp14:anchorId="11371A68" wp14:editId="09FCD3C3">
-            <wp:extent cx="4900295" cy="3423724"/>
+            <wp:extent cx="4900295" cy="3308479"/>
             <wp:effectExtent l="0" t="0" r="1905" b="0"/>
             <wp:docPr id="1989849342" name="Graphic 9"/>
             <wp:cNvGraphicFramePr>
@@ -2898,6 +3053,7 @@
       <w:pPr>
         <w:pStyle w:val="Caption"/>
       </w:pPr>
+      <w:commentRangeStart w:id="29"/>
       <w:r>
         <w:t xml:space="preserve">Fig. 4 | </w:t>
       </w:r>
@@ -2926,6 +3082,13 @@
       </w:ins>
       <w:r>
         <w:t xml:space="preserve"> Level 1 is zero in 97.8 percent of ZCTAs and is shown for completeness only.</w:t>
+      </w:r>
+      <w:commentRangeEnd w:id="29"/>
+      <w:r>
+        <w:rPr>
+          <w:rStyle w:val="CommentReference"/>
+        </w:rPr>
+        <w:commentReference w:id="29"/>
       </w:r>
     </w:p>
     <w:p>
@@ -3060,15 +3223,23 @@
         <w:pStyle w:val="Caption"/>
       </w:pPr>
       <w:commentRangeStart w:id="22"/>
+      <w:commentRangeStart w:id="27"/>
       <w:r>
         <w:t>Table 2 | Robustness of the focal coefficients. β C1 and β C5 are the bottom and top rungs of the nested cumulative ladder (standardized predictors, frozen sample of 1,160 ZCTAs, 42 county clusters). Conley HAC reports significance under spatially robust standard errors at distance cutoffs from 50 to 200 km. Spec curve counts specifications, out of 48 confounder-block combinations, in which the coefficient is significant and same-signed as the median. Oster δ is reported only where adding controls attenuates the coefficient. *p &lt; 0.05, **p &lt; 0.01, ***p &lt; 0.001.</w:t>
       </w:r>
+      <w:commentRangeEnd w:id="27"/>
       <w:commentRangeEnd w:id="22"/>
       <w:r>
         <w:rPr>
           <w:rStyle w:val="CommentReference"/>
         </w:rPr>
         <w:commentReference w:id="22"/>
+      </w:r>
+      <w:r>
+        <w:rPr>
+          <w:rStyle w:val="CommentReference"/>
+        </w:rPr>
+        <w:commentReference w:id="27"/>
       </w:r>
     </w:p>
     <w:tbl>
@@ -5711,23 +5882,11 @@
     <w:p>
       <w:r>
         <w:t xml:space="preserve">Storage is scaled per 100,000 residents rather than per 1,000 in Equation </w:t>
-      </w:r>
-      <w:r>
         <w:fldChar w:fldCharType="begin"/>
-      </w:r>
-      <w:r>
         <w:instrText xml:space="preserve"> REF _Ref_eq_storage \h </w:instrText>
-      </w:r>
-      <w:r>
         <w:fldChar w:fldCharType="separate"/>
-      </w:r>
-      <w:r>
         <w:t>(3)</w:t>
-      </w:r>
-      <w:r>
         <w:fldChar w:fldCharType="end"/>
-      </w:r>
-      <w:r>
         <w:t xml:space="preserve"> because storage deployment is much smaller and more uneven at the ZIP level, so the larger denominator keeps the raw rate in a more interpretable range before transformation. In supplementary analysis, we also examine more disaggregated charging outcomes, including Level 1, Level 2, and DC fast chargers separately, along with a wind-capacity outcome used mainly as contextual comparison. The </w:t>
       </w:r>
       <w:del w:id="20411" w:author="Claude" w:date="2026-10-21T00:00:00Z">
@@ -7375,6 +7534,96 @@
       </w:r>
     </w:p>
   </w:comment>
+  <w:comment w:id="25" w:author="Claude" w:date="2026-10-27T03:23:00Z" w:initials="C">
+    <w:p>
+      <w:r>
+        <w:rPr>
+          <w:rStyle w:val="CommentReference"/>
+        </w:rPr>
+        <w:annotationRef/>
+      </w:r>
+      <w:r>
+        <w:rPr>
+          <w:color w:val="000000"/>
+          <w:sz w:val="20"/>
+          <w:szCs w:val="20"/>
+        </w:rPr>
+        <w:t xml:space="preserve">Done (23 Oct): Fig. 2 now uses filled = p &lt; 0.05 and hollow = p ≥ 0.05, with panel letters a–c, a 'Model series' axis and Supplementary Table S1 tick labels. The caption now says so (26 Oct).</w:t>
+      </w:r>
+    </w:p>
+  </w:comment>
+  <w:comment w:id="26" w:author="Claude" w:date="2026-10-27T03:23:00Z" w:initials="C">
+    <w:p>
+      <w:r>
+        <w:rPr>
+          <w:rStyle w:val="CommentReference"/>
+        </w:rPr>
+        <w:annotationRef/>
+      </w:r>
+      <w:r>
+        <w:rPr>
+          <w:color w:val="000000"/>
+          <w:sz w:val="20"/>
+          <w:szCs w:val="20"/>
+        </w:rPr>
+        <w:t xml:space="preserve">Resolved: on 23 Oct every model and figure was re-run on the 21 Aug processed dataset, and Figs. 1–4 in this document are the regenerated versions; the solar panels now match Table 1. On 26 Oct the Fig. 1 and Fig. 2 captions and the paragraph describing Fig. 2 were updated to match the new figures (the charging Asian-share coefficient stays positive across the series).</w:t>
+      </w:r>
+    </w:p>
+  </w:comment>
+  <w:comment w:id="27" w:author="Claude" w:date="2026-10-27T03:23:00Z" w:initials="C">
+    <w:p>
+      <w:r>
+        <w:rPr>
+          <w:rStyle w:val="CommentReference"/>
+        </w:rPr>
+        <w:annotationRef/>
+      </w:r>
+      <w:r>
+        <w:rPr>
+          <w:color w:val="000000"/>
+          <w:sz w:val="20"/>
+          <w:szCs w:val="20"/>
+        </w:rPr>
+        <w:t xml:space="preserve">Resolved by the 23 Oct re-run: SI Table S5 now reports the same C1–C5 estimates as this table, and SI Note S2 says 'roughly 40 to 90 percent'.</w:t>
+      </w:r>
+    </w:p>
+  </w:comment>
+  <w:comment w:id="28" w:author="Claude" w:date="2026-10-27T03:23:00Z" w:initials="C">
+    <w:p>
+      <w:r>
+        <w:rPr>
+          <w:rStyle w:val="CommentReference"/>
+        </w:rPr>
+        <w:annotationRef/>
+      </w:r>
+      <w:r>
+        <w:rPr>
+          <w:color w:val="000000"/>
+          <w:sz w:val="20"/>
+          <w:szCs w:val="20"/>
+        </w:rPr>
+        <w:t xml:space="preserve">Update 26 Oct: abstract still 149 words; main text about 3,475 words (limit 3,500).</w:t>
+      </w:r>
+    </w:p>
+  </w:comment>
+  <w:comment w:id="29" w:author="Claude" w:date="2026-10-27T03:41:03Z" w:initials="C">
+    <w:p>
+      <w:r>
+        <w:rPr>
+          <w:rStyle w:val="CommentReference"/>
+        </w:rPr>
+        <w:annotationRef/>
+      </w:r>
+      <w:r>
+        <w:rPr>
+          <w:color w:val="000000"/>
+          <w:sz w:val="20"/>
+          <w:szCs w:val="20"/>
+        </w:rPr>
+        <w:t xml:space="preserve">Image updated 26 Oct: removed the in-figure star-threshold note. The figure draws no stars; significance is shown by marker fill, as this caption says. Values are unchanged.</w:t>
+      </w:r>
+    </w:p>
+  </w:comment>
 </w:comments>
 </file>
 
@@ -7399,6 +7648,11 @@
   <w15:commentEx w15:paraId="54B14B97" w15:done="0"/>
   <w15:commentEx w15:paraId="79B18D4C" w15:done="0"/>
   <w15:commentEx w15:paraId="3FB3E7A3" w15:done="0"/>
+  <w15:commentEx w15:paraId="4DD7B588" w15:paraIdParent="43549A5C" w15:done="0"/>
+  <w15:commentEx w15:paraId="25521C9E" w15:paraIdParent="7E0DC857" w15:done="0"/>
+  <w15:commentEx w15:paraId="59585102" w15:paraIdParent="54B14B97" w15:done="0"/>
+  <w15:commentEx w15:paraId="2F974D4C" w15:paraIdParent="66241C96" w15:done="0"/>
+  <w15:commentEx w15:paraId="61097A27" w15:done="0"/>
 </w15:commentsEx>
 </file>
 
@@ -7423,6 +7677,11 @@
   <w16cex:commentExtensible w16cex:durableId="0CF7E965" w16cex:dateUtc="2026-10-21T00:41:51Z"/>
   <w16cex:commentExtensible w16cex:durableId="742839A0" w16cex:dateUtc="2026-10-21T00:41:51Z"/>
   <w16cex:commentExtensible w16cex:durableId="5D8A52AF" w16cex:dateUtc="2026-10-21T00:41:51Z"/>
+  <w16cex:commentExtensible w16cex:durableId="15D25EDB" w16cex:dateUtc="2026-10-27T03:23:00Z"/>
+  <w16cex:commentExtensible w16cex:durableId="444E4F0F" w16cex:dateUtc="2026-10-27T03:23:00Z"/>
+  <w16cex:commentExtensible w16cex:durableId="2FDC6EAD" w16cex:dateUtc="2026-10-27T03:23:00Z"/>
+  <w16cex:commentExtensible w16cex:durableId="0CE2352D" w16cex:dateUtc="2026-10-27T03:23:00Z"/>
+  <w16cex:commentExtensible w16cex:durableId="01C10B83" w16cex:dateUtc="2026-10-27T03:41:03Z"/>
 </w16cex:commentsExtensible>
 </file>
 
@@ -7447,6 +7706,11 @@
   <w16cid:commentId w16cid:paraId="54B14B97" w16cid:durableId="0CF7E965"/>
   <w16cid:commentId w16cid:paraId="79B18D4C" w16cid:durableId="742839A0"/>
   <w16cid:commentId w16cid:paraId="3FB3E7A3" w16cid:durableId="5D8A52AF"/>
+  <w16cid:commentId w16cid:paraId="4DD7B588" w16cid:durableId="15D25EDB"/>
+  <w16cid:commentId w16cid:paraId="25521C9E" w16cid:durableId="444E4F0F"/>
+  <w16cid:commentId w16cid:paraId="59585102" w16cid:durableId="2FDC6EAD"/>
+  <w16cid:commentId w16cid:paraId="2F974D4C" w16cid:durableId="0CE2352D"/>
+  <w16cid:commentId w16cid:paraId="61097A27" w16cid:durableId="01C10B83"/>
 </w16cid:commentsIds>
 </file>
 

--- a/site/index_nature_submission_updated.docx
+++ b/site/index_nature_submission_updated.docx
@@ -208,7 +208,13 @@
       </w:del>
       <w:ins w:id="20019" w:author="Claude" w:date="2026-10-21T00:00:00Z">
         <w:r>
-          <w:t xml:space="preserve">explain a third to a half</w:t>
+          <w:t xml:space="preserve">explain a </w:t>
+        </w:r>
+        <w:r>
+          <w:t xml:space="preserve">quarter</w:t>
+        </w:r>
+        <w:r>
+          <w:t xml:space="preserve"> to a half</w:t>
         </w:r>
       </w:ins>
       <w:r>
@@ -238,8 +244,18 @@
         </w:r>
       </w:ins>
       <w:r>
-        <w:t xml:space="preserve"> all three race terms</w:t>
-      </w:r>
+        <w:t xml:space="preserve"> </w:t>
+      </w:r>
+      <w:del w:id="31087" w:author="Claude" w:date="2026-10-28T00:00:00Z">
+        <w:r>
+          <w:delText xml:space="preserve">all three race terms</w:delText>
+        </w:r>
+      </w:del>
+      <w:ins w:id="31086" w:author="Claude" w:date="2026-10-28T00:00:00Z">
+        <w:r>
+          <w:t xml:space="preserve">Black- and Asian-share gaps</w:t>
+        </w:r>
+      </w:ins>
       <w:del w:id="20024" w:author="Claude" w:date="2026-10-21T00:00:00Z">
         <w:r>
           <w:delText xml:space="preserve">, solar</w:delText>
@@ -490,7 +506,69 @@
     </w:p>
     <w:p>
       <w:r>
-        <w:t>What this literature does not establish is whether inequity in DER adoption is a solar-specific phenomenon or a general feature of the transition. The distinction matters because the barriers differ. Rooftop PV depends on roof control, housing tenure, financing and installer availability. Storage overlaps with PV but adds stronger dependence on upfront capital, resilience value and program design; it has been framed as an equity asset that can either broaden resilience or entrench advantage depending on ownership [14][15]. Charging depends far more on siting, commercial activity and host context. Adoption is also gated by the grid itself: hosting-capacity constraints in California are socially patterned and limit deployment in disadvantaged communities [11], a problem that fairness-aware allocation schemes are only beginning to address [12], and that interconnection roadmaps identify as a national bottleneck [13]. A community adopting solar at the state average may still lack the storage that protects it during an outage, or the charging that lets its residents switch vehicles. Collapsing all three into one undifferentiated measure of “DER access” can hide exactly these offsetting patterns.</w:t>
+        <w:t xml:space="preserve">What this literature does not establish is whether inequity in DER adoption is a solar-specific phenomenon or a general feature of the transition. The distinction matters because the barriers differ. Rooftop PV depends on roof control, housing tenure, financing and installer availability. Storage overlaps with PV but adds stronger dependence on upfront capital, resilience value and program design; it has been framed as an equity asset that can either broaden resilience or entrench advantage depending on ownership </w:t>
+      </w:r>
+      <w:del w:id="31165" w:author="Claude" w:date="2026-10-28T00:00:00Z">
+        <w:r>
+          <w:delText xml:space="preserve">[14]</w:delText>
+        </w:r>
+      </w:del>
+      <w:ins w:id="31164" w:author="Claude" w:date="2026-10-28T00:00:00Z">
+        <w:r>
+          <w:t xml:space="preserve">[11]</w:t>
+        </w:r>
+      </w:ins>
+      <w:del w:id="31163" w:author="Claude" w:date="2026-10-28T00:00:00Z">
+        <w:r>
+          <w:delText xml:space="preserve">[15]</w:delText>
+        </w:r>
+      </w:del>
+      <w:ins w:id="31162" w:author="Claude" w:date="2026-10-28T00:00:00Z">
+        <w:r>
+          <w:t xml:space="preserve">[12]</w:t>
+        </w:r>
+      </w:ins>
+      <w:r>
+        <w:t xml:space="preserve">. Charging depends far more on siting, commercial activity and host context. Adoption is also gated by the grid itself: hosting-capacity constraints in California are socially patterned and limit deployment in disadvantaged communities </w:t>
+      </w:r>
+      <w:del w:id="31161" w:author="Claude" w:date="2026-10-28T00:00:00Z">
+        <w:r>
+          <w:delText xml:space="preserve">[11]</w:delText>
+        </w:r>
+      </w:del>
+      <w:ins w:id="31160" w:author="Claude" w:date="2026-10-28T00:00:00Z">
+        <w:r>
+          <w:t xml:space="preserve">[13]</w:t>
+        </w:r>
+      </w:ins>
+      <w:r>
+        <w:t xml:space="preserve">, a problem that fairness-aware allocation schemes are only beginning to address </w:t>
+      </w:r>
+      <w:del w:id="31159" w:author="Claude" w:date="2026-10-28T00:00:00Z">
+        <w:r>
+          <w:delText xml:space="preserve">[12]</w:delText>
+        </w:r>
+      </w:del>
+      <w:ins w:id="31158" w:author="Claude" w:date="2026-10-28T00:00:00Z">
+        <w:r>
+          <w:t xml:space="preserve">[14]</w:t>
+        </w:r>
+      </w:ins>
+      <w:r>
+        <w:t xml:space="preserve">, and that interconnection roadmaps identify as a national bottleneck </w:t>
+      </w:r>
+      <w:del w:id="31157" w:author="Claude" w:date="2026-10-28T00:00:00Z">
+        <w:r>
+          <w:delText xml:space="preserve">[13]</w:delText>
+        </w:r>
+      </w:del>
+      <w:ins w:id="31156" w:author="Claude" w:date="2026-10-28T00:00:00Z">
+        <w:r>
+          <w:t xml:space="preserve">[15]</w:t>
+        </w:r>
+      </w:ins>
+      <w:r>
+        <w:t xml:space="preserve">. A community adopting solar at the state average may still lack the storage that protects it during an outage, or the charging that lets its residents switch vehicles. Collapsing all three into one undifferentiated measure of “DER access” can hide exactly these offsetting patterns.</w:t>
       </w:r>
     </w:p>
     <w:p>
@@ -919,7 +997,10 @@
             </w:del>
             <w:ins w:id="30001" w:author="Claude" w:date="2026-10-23T00:00:00Z">
               <w:r>
-                <w:t xml:space="preserve">0.309*** (0.049)</w:t>
+                <w:t xml:space="preserve">0.390*** (0.042</w:t>
+              </w:r>
+              <w:r>
+                <w:t xml:space="preserve">)</w:t>
               </w:r>
             </w:ins>
           </w:p>
@@ -975,8 +1056,18 @@
             <w:tcW w:w="0" w:type="auto"/>
           </w:tcPr>
           <w:p>
+            <w:del w:id="31089" w:author="Claude" w:date="2026-10-28T00:00:00Z">
+              <w:r>
+                <w:delText xml:space="preserve">−0.106*** (0.021</w:delText>
+              </w:r>
+            </w:del>
+            <w:ins w:id="31088" w:author="Claude" w:date="2026-10-28T00:00:00Z">
+              <w:r>
+                <w:t xml:space="preserve">−0.120*** (0.018</w:t>
+              </w:r>
+            </w:ins>
             <w:r>
-              <w:t>−0.106*** (0.021)</w:t>
+              <w:t xml:space="preserve">)</w:t>
             </w:r>
           </w:p>
         </w:tc>
@@ -1038,7 +1129,10 @@
             </w:del>
             <w:ins w:id="30011" w:author="Claude" w:date="2026-10-23T00:00:00Z">
               <w:r>
-                <w:t xml:space="preserve">−0.148*** (0.030)</w:t>
+                <w:t xml:space="preserve">−0.215*** (0.027</w:t>
+              </w:r>
+              <w:r>
+                <w:t xml:space="preserve">)</w:t>
               </w:r>
             </w:ins>
           </w:p>
@@ -1094,8 +1188,18 @@
             <w:tcW w:w="0" w:type="auto"/>
           </w:tcPr>
           <w:p>
+            <w:del w:id="31091" w:author="Claude" w:date="2026-10-28T00:00:00Z">
+              <w:r>
+                <w:delText xml:space="preserve">−0.252*** (0.023</w:delText>
+              </w:r>
+            </w:del>
+            <w:ins w:id="31090" w:author="Claude" w:date="2026-10-28T00:00:00Z">
+              <w:r>
+                <w:t xml:space="preserve">−0.246*** (0.021</w:t>
+              </w:r>
+            </w:ins>
             <w:r>
-              <w:t>−0.252*** (0.023)</w:t>
+              <w:t xml:space="preserve">)</w:t>
             </w:r>
           </w:p>
         </w:tc>
@@ -1150,8 +1254,18 @@
             <w:tcW w:w="0" w:type="auto"/>
           </w:tcPr>
           <w:p>
+            <w:del w:id="31093" w:author="Claude" w:date="2026-10-28T00:00:00Z">
+              <w:r>
+                <w:delText xml:space="preserve">−0.017 (0.042</w:delText>
+              </w:r>
+            </w:del>
+            <w:ins w:id="31092" w:author="Claude" w:date="2026-10-28T00:00:00Z">
+              <w:r>
+                <w:t xml:space="preserve">−0.008 (0.035</w:t>
+              </w:r>
+            </w:ins>
             <w:r>
-              <w:t>−0.017 (0.042)</w:t>
+              <w:t xml:space="preserve">)</w:t>
             </w:r>
           </w:p>
         </w:tc>
@@ -1213,7 +1327,13 @@
             </w:del>
             <w:ins w:id="30025" w:author="Claude" w:date="2026-10-23T00:00:00Z">
               <w:r>
-                <w:t xml:space="preserve">CDD 0.033 (0.032); HDD −0.007 (0.034)</w:t>
+                <w:t xml:space="preserve">CDD </w:t>
+              </w:r>
+              <w:r>
+                <w:t xml:space="preserve">−0.022 (0.026); HDD −0.033 (0.031</w:t>
+              </w:r>
+              <w:r>
+                <w:t xml:space="preserve">)</w:t>
               </w:r>
             </w:ins>
           </w:p>
@@ -1304,9 +1424,16 @@
             <w:tcW w:w="0" w:type="auto"/>
           </w:tcPr>
           <w:p>
-            <w:r>
-              <w:t>0.188</w:t>
-            </w:r>
+            <w:del w:id="31095" w:author="Claude" w:date="2026-10-28T00:00:00Z">
+              <w:r>
+                <w:delText>0.188</w:delText>
+              </w:r>
+            </w:del>
+            <w:ins w:id="31094" w:author="Claude" w:date="2026-10-28T00:00:00Z">
+              <w:r>
+                <w:t xml:space="preserve">0.322</w:t>
+              </w:r>
+            </w:ins>
           </w:p>
         </w:tc>
         <w:tc>
@@ -1343,7 +1470,15 @@
         </w:r>
       </w:ins>
       <w:r>
-        <w:t xml:space="preserve"> 2 traces the five focal coefficients across the model series, in which each specification adds or substitutes one control block against a fixed core. Reading the three panels together is the paper's central comparison. The storage coefficients are the </w:t>
+        <w:t xml:space="preserve"> 2 traces the five focal coefficients across the model series, in which each specification adds or substitutes one control block against a fixed core. </w:t>
+      </w:r>
+      <w:del w:id="31096" w:author="Claude" w:date="2026-10-28T00:00:00Z">
+        <w:r>
+          <w:delText xml:space="preserve">Reading the three panels together is the paper's central comparison. </w:delText>
+        </w:r>
+      </w:del>
+      <w:r>
+        <w:t xml:space="preserve">The storage coefficients are the </w:t>
       </w:r>
       <w:del w:id="20080" w:author="Claude" w:date="2026-10-21T00:00:00Z">
         <w:r>
@@ -1493,7 +1628,20 @@
         </w:r>
       </w:ins>
       <w:r>
-        <w:t xml:space="preserve">, from 0.07 to 0.19 across the three outcomes. The objective is coefficient stability under conditioning rather than prediction, and area-level cross-sections of this kind carry substantial local heterogeneity that no set of ZCTA-level covariates absorbs. As controls accumulate, R² rises to 0.49 for solar</w:t>
+        <w:t xml:space="preserve">, from 0.07 to </w:t>
+      </w:r>
+      <w:del w:id="31098" w:author="Claude" w:date="2026-10-28T00:00:00Z">
+        <w:r>
+          <w:delText xml:space="preserve">0.19</w:delText>
+        </w:r>
+      </w:del>
+      <w:ins w:id="31097" w:author="Claude" w:date="2026-10-28T00:00:00Z">
+        <w:r>
+          <w:t xml:space="preserve">0.32</w:t>
+        </w:r>
+      </w:ins>
+      <w:r>
+        <w:t xml:space="preserve"> across the three outcomes. The objective is coefficient stability under conditioning rather than prediction, and area-level cross-sections of this kind carry substantial local heterogeneity that no set of ZCTA-level covariates absorbs. As controls accumulate, R² rises to 0.49 for solar</w:t>
       </w:r>
       <w:del w:id="20094" w:author="Claude" w:date="2026-10-21T00:00:00Z">
         <w:r>
@@ -1506,7 +1654,20 @@
         </w:r>
       </w:ins>
       <w:r>
-        <w:t xml:space="preserve"> 0.42 for storage </w:t>
+        <w:t xml:space="preserve"> </w:t>
+      </w:r>
+      <w:del w:id="31100" w:author="Claude" w:date="2026-10-28T00:00:00Z">
+        <w:r>
+          <w:delText xml:space="preserve">0.42</w:delText>
+        </w:r>
+      </w:del>
+      <w:ins w:id="31099" w:author="Claude" w:date="2026-10-28T00:00:00Z">
+        <w:r>
+          <w:t xml:space="preserve">0.53</w:t>
+        </w:r>
+      </w:ins>
+      <w:r>
+        <w:t xml:space="preserve"> for storage </w:t>
       </w:r>
       <w:ins w:id="20096" w:author="Claude" w:date="2026-10-21T00:00:00Z">
         <w:r>
@@ -1883,20 +2044,30 @@
         </w:r>
       </w:ins>
       <w:r>
-        <w:t xml:space="preserve"> also survives every robustness </w:t>
-      </w:r>
+        <w:t xml:space="preserve"> also </w:t>
+      </w:r>
+      <w:del w:id="31102" w:author="Claude" w:date="2026-10-28T00:00:00Z">
+        <w:r>
+          <w:delText xml:space="preserve">survives every robustness </w:delText>
+        </w:r>
+      </w:del>
       <w:del w:id="20128" w:author="Claude" w:date="2026-10-21T00:00:00Z">
         <w:r>
           <w:delText xml:space="preserve">check</w:delText>
         </w:r>
       </w:del>
-      <w:ins w:id="20129" w:author="Claude" w:date="2026-10-21T00:00:00Z">
-        <w:r>
-          <w:t xml:space="preserve">family</w:t>
-        </w:r>
-      </w:ins>
-      <w:r>
-        <w:t xml:space="preserve"> we ran. </w:t>
+      <w:del w:id="31103" w:author="Claude" w:date="2026-10-28T00:00:00Z">
+        <w:r>
+          <w:delText xml:space="preserve"> we ran</w:delText>
+        </w:r>
+      </w:del>
+      <w:ins w:id="31101" w:author="Claude" w:date="2026-10-28T00:00:00Z">
+        <w:r>
+          <w:t xml:space="preserve">holds across the other robustness families, with one exception</w:t>
+        </w:r>
+      </w:ins>
+      <w:r>
+        <w:t xml:space="preserve">. </w:t>
       </w:r>
       <w:del w:id="30002" w:author="Claude" w:date="2026-10-23T00:00:00Z">
         <w:r>
@@ -1905,11 +2076,30 @@
       </w:del>
       <w:ins w:id="30003" w:author="Claude" w:date="2026-10-23T00:00:00Z">
         <w:r>
-          <w:t xml:space="preserve">Under Conley spatially robust standard errors all three race coefficients hold at the 1 percent level at every distance cutoff.</w:t>
-        </w:r>
-      </w:ins>
-      <w:r>
-        <w:t xml:space="preserve"> Across all 48 valid combinations of the six confounder blocks, the Asian-share coefficient is significant and same-signed in 48 of 48, Hispanic share in 44 and Black share in 36 — </w:t>
+          <w:t xml:space="preserve">Under Conley spatially robust standard errors all three race coefficients hold at the </w:t>
+        </w:r>
+        <w:r>
+          <w:t xml:space="preserve">0.1</w:t>
+        </w:r>
+        <w:r>
+          <w:t xml:space="preserve"> percent level at every distance cutoff.</w:t>
+        </w:r>
+      </w:ins>
+      <w:r>
+        <w:t xml:space="preserve"> Across all 48 valid combinations of the six confounder blocks, the Asian-</w:t>
+      </w:r>
+      <w:del w:id="31105" w:author="Claude" w:date="2026-10-28T00:00:00Z">
+        <w:r>
+          <w:delText xml:space="preserve">share coefficient is significant and same-signed in 48 of 48, Hispanic share in 44</w:delText>
+        </w:r>
+      </w:del>
+      <w:ins w:id="31104" w:author="Claude" w:date="2026-10-28T00:00:00Z">
+        <w:r>
+          <w:t xml:space="preserve"> and Hispanic-share coefficients are significant and same-signed in all 48,</w:t>
+        </w:r>
+      </w:ins>
+      <w:r>
+        <w:t xml:space="preserve"> and Black share in 36 — </w:t>
       </w:r>
       <w:del w:id="30004" w:author="Claude" w:date="2026-10-23T00:00:00Z">
         <w:r>
@@ -1928,88 +2118,84 @@
       <w:bookmarkStart w:id="8" w:name="OLE_LINK4"/>
       <w:commentRangeStart w:id="9"/>
       <w:commentRangeStart w:id="16"/>
-      <w:r>
-        <w:t xml:space="preserve">Oster bounds </w:t>
-      </w:r>
+      <w:del w:id="31107" w:author="Claude" w:date="2026-10-28T00:00:00Z">
+        <w:r>
+          <w:delText xml:space="preserve">Oster bounds </w:delText>
+        </w:r>
+      </w:del>
       <w:bookmarkEnd w:id="7"/>
-      <w:r>
-        <w:t xml:space="preserve">put storage Hispanic share at </w:t>
-      </w:r>
+      <w:del w:id="31108" w:author="Claude" w:date="2026-10-28T00:00:00Z">
+        <w:r>
+          <w:delText xml:space="preserve">put storage Hispanic share at </w:delText>
+        </w:r>
+      </w:del>
       <w:del w:id="30066" w:author="Claude" w:date="2026-10-23T00:00:00Z">
         <w:r>
           <w:delText xml:space="preserve">δ = 1.99 and Asian share at 1.29</w:delText>
         </w:r>
       </w:del>
-      <w:ins w:id="30067" w:author="Claude" w:date="2026-10-23T00:00:00Z">
-        <w:r>
-          <w:t xml:space="preserve">δ = 1.97 and Asian share at 1.28</w:t>
-        </w:r>
-      </w:ins>
-      <w:r>
-        <w:t xml:space="preserve">, both above the conventional threshold of one, </w:t>
-      </w:r>
+      <w:del w:id="31109" w:author="Claude" w:date="2026-10-28T00:00:00Z">
+        <w:r>
+          <w:delText xml:space="preserve">, both above the conventional threshold of one, </w:delText>
+        </w:r>
+      </w:del>
       <w:del w:id="20130" w:author="Claude" w:date="2026-10-21T00:00:00Z">
         <w:r>
           <w:delText xml:space="preserve">meaning</w:delText>
         </w:r>
       </w:del>
-      <w:ins w:id="20131" w:author="Claude" w:date="2026-10-21T00:00:00Z">
-        <w:r>
-          <w:t xml:space="preserve">so unobserved</w:t>
-        </w:r>
-      </w:ins>
-      <w:r>
-        <w:t xml:space="preserve"> selection</w:t>
-      </w:r>
+      <w:del w:id="31110" w:author="Claude" w:date="2026-10-28T00:00:00Z">
+        <w:r>
+          <w:delText xml:space="preserve"> selection</w:delText>
+        </w:r>
+      </w:del>
       <w:del w:id="20132" w:author="Claude" w:date="2026-10-21T00:00:00Z">
         <w:r>
           <w:delText xml:space="preserve"> on unobservables</w:delText>
         </w:r>
       </w:del>
-      <w:r>
-        <w:t xml:space="preserve"> would have to </w:t>
-      </w:r>
+      <w:del w:id="31111" w:author="Claude" w:date="2026-10-28T00:00:00Z">
+        <w:r>
+          <w:delText xml:space="preserve"> would have to </w:delText>
+        </w:r>
+      </w:del>
       <w:del w:id="20133" w:author="Claude" w:date="2026-10-21T00:00:00Z">
         <w:r>
           <w:delText xml:space="preserve">be stronger than selection on the</w:delText>
         </w:r>
       </w:del>
-      <w:ins w:id="20134" w:author="Claude" w:date="2026-10-21T00:00:00Z">
-        <w:r>
-          <w:t xml:space="preserve">exceed</w:t>
-        </w:r>
-      </w:ins>
-      <w:r>
-        <w:t xml:space="preserve"> observed </w:t>
-      </w:r>
+      <w:del w:id="31112" w:author="Claude" w:date="2026-10-28T00:00:00Z">
+        <w:r>
+          <w:delText xml:space="preserve"> observed </w:delText>
+        </w:r>
+      </w:del>
       <w:del w:id="20135" w:author="Claude" w:date="2026-10-21T00:00:00Z">
         <w:r>
           <w:delText xml:space="preserve">confounders</w:delText>
         </w:r>
       </w:del>
-      <w:ins w:id="20136" w:author="Claude" w:date="2026-10-21T00:00:00Z">
-        <w:r>
-          <w:t xml:space="preserve">selection</w:t>
-        </w:r>
-      </w:ins>
-      <w:r>
-        <w:t xml:space="preserve"> to explain them away</w:t>
-      </w:r>
-      <w:ins w:id="20137" w:author="Claude" w:date="2026-10-21T00:00:00Z">
-        <w:r>
-          <w:t xml:space="preserve">; the Black-share bound, 0.71, is weaker</w:t>
-        </w:r>
-      </w:ins>
-      <w:r>
-        <w:t xml:space="preserve"> (Table 2</w:t>
-      </w:r>
-      <w:ins w:id="20138" w:author="Claude" w:date="2026-10-21T00:00:00Z">
-        <w:r>
-          <w:t xml:space="preserve">; Supplementary Note S4</w:t>
-        </w:r>
-      </w:ins>
-      <w:r>
-        <w:t xml:space="preserve">). </w:t>
+      <w:del w:id="31113" w:author="Claude" w:date="2026-10-28T00:00:00Z">
+        <w:r>
+          <w:delText xml:space="preserve"> to explain them away</w:delText>
+        </w:r>
+      </w:del>
+      <w:del w:id="31114" w:author="Claude" w:date="2026-10-28T00:00:00Z">
+        <w:r>
+          <w:delText xml:space="preserve"> (Table 2</w:delText>
+        </w:r>
+      </w:del>
+      <w:del w:id="31115" w:author="Claude" w:date="2026-10-28T00:00:00Z">
+        <w:r>
+          <w:delText xml:space="preserve">).</w:delText>
+        </w:r>
+      </w:del>
+      <w:ins w:id="31106" w:author="Claude" w:date="2026-10-28T00:00:00Z">
+        <w:r>
+          <w:t xml:space="preserve">The exception is the Oster bound: δ is 0.81 for Asian share, 0.62 for Hispanic share and 0.63 for Black share, all below the conventional threshold of one, so unobserved selection somewhat weaker than observed selection could explain them away (Table 2; Supplementary Note S4).</w:t>
+        </w:r>
+      </w:ins>
+      <w:r>
+        <w:t xml:space="preserve"> </w:t>
       </w:r>
       <w:bookmarkEnd w:id="8"/>
       <w:commentRangeEnd w:id="16"/>
@@ -2286,7 +2472,13 @@
       </w:del>
       <w:ins w:id="20172" w:author="Claude" w:date="2026-10-21T00:00:00Z">
         <w:r>
-          <w:t xml:space="preserve">roughly a third to a half</w:t>
+          <w:t xml:space="preserve">roughly a </w:t>
+        </w:r>
+        <w:r>
+          <w:t xml:space="preserve">quarter</w:t>
+        </w:r>
+        <w:r>
+          <w:t xml:space="preserve"> to a half</w:t>
         </w:r>
       </w:ins>
       <w:r>
@@ -2684,7 +2876,13 @@
       </w:del>
       <w:ins w:id="20214" w:author="Claude" w:date="2026-10-21T00:00:00Z">
         <w:r>
-          <w:t xml:space="preserve">roughly a third to a half of the solar and storage Black- and Asian-share</w:t>
+          <w:t xml:space="preserve">roughly a </w:t>
+        </w:r>
+        <w:r>
+          <w:t xml:space="preserve">quarter</w:t>
+        </w:r>
+        <w:r>
+          <w:t xml:space="preserve"> to a half of the solar and storage Black- and Asian-share</w:t>
         </w:r>
       </w:ins>
       <w:r>
@@ -3134,7 +3332,20 @@
     </w:p>
     <w:p>
       <w:r>
-        <w:t xml:space="preserve">The model series varies one control block at a time, which isolates what each block absorbs but cannot show whether the blocks jointly account for the race coefficients. We therefore also fit a nested cumulative ladder in which each rung is a strict superset of the last, from a core specification through education and housing value, housing structure and tenure, utility fixed effects, and finally county fixed effects with county-clustered standard errors. All rungs are fitted on one frozen sample of 1,160 ZCTAs across 42 county clusters, identical at every rung, so movement reflects controls rather than sample drift (Supplementary </w:t>
+        <w:t xml:space="preserve">The model series varies one control block at a time, which isolates what each block absorbs but cannot show whether the blocks jointly account for the race coefficients. We therefore also fit a nested cumulative ladder in which each rung is a strict superset of the last, from a core specification through education and housing value, housing structure and tenure, utility fixed effects, and finally county fixed effects with county-clustered standard errors. All rungs are fitted on one frozen sample of 1,160 ZCTAs across 42 county clusters, identical at every rung, so movement reflects controls rather than sample </w:t>
+      </w:r>
+      <w:del w:id="31117" w:author="Claude" w:date="2026-10-28T00:00:00Z">
+        <w:r>
+          <w:delText xml:space="preserve">drift</w:delText>
+        </w:r>
+      </w:del>
+      <w:ins w:id="31116" w:author="Claude" w:date="2026-10-28T00:00:00Z">
+        <w:r>
+          <w:t xml:space="preserve">drift. The 230 excluded ZCTAs are lower-income, which is why C1 differs from Table 1</w:t>
+        </w:r>
+      </w:ins>
+      <w:r>
+        <w:t xml:space="preserve"> (Supplementary </w:t>
       </w:r>
       <w:del w:id="20259" w:author="Claude" w:date="2026-10-21T00:00:00Z">
         <w:r>
@@ -3186,7 +3397,20 @@
         </w:r>
       </w:ins>
       <w:r>
-        <w:t xml:space="preserve">, and what survives tracks the ordering above. For storage, all three race terms remain negative and significant: Black share −0.034 (p = 0.009), Hispanic share −0.113 (p = 0.016) and Asian share −0.116 (p &lt; 0.001). For solar, only Asian share survives, at −0.114 (p = 0.010); the Black-share coefficient falls to −0.017 and is no longer distinguishable from zero (p = 0.472). For aggregate charging, no race term survives</w:t>
+        <w:t xml:space="preserve">, and what survives tracks the ordering above. </w:t>
+      </w:r>
+      <w:del w:id="31119" w:author="Claude" w:date="2026-10-28T00:00:00Z">
+        <w:r>
+          <w:delText xml:space="preserve">For storage, all three race terms remain negative and significant: Black share −0.034 (p = 0.009), Hispanic share −0.113 (p = 0.016) and Asian share −0.116 (p &lt; 0.001).</w:delText>
+        </w:r>
+      </w:del>
+      <w:ins w:id="31118" w:author="Claude" w:date="2026-10-28T00:00:00Z">
+        <w:r>
+          <w:t xml:space="preserve">For storage, Black and Asian share remain negative and significant, at −0.045 (p = 0.010) and −0.115 (p &lt; 0.001); Hispanic share stays negative at −0.102 but falls short of the 5 percent level (p = 0.094).</w:t>
+        </w:r>
+      </w:ins>
+      <w:r>
+        <w:t xml:space="preserve"> For solar, only Asian share survives, at −0.114 (p = 0.010); the Black-share coefficient falls to −0.017 and is no longer distinguishable from zero (p = 0.472). For aggregate charging, no race term survives</w:t>
       </w:r>
       <w:ins w:id="20266" w:author="Claude" w:date="2026-10-21T00:00:00Z">
         <w:r>
@@ -3727,7 +3951,7 @@
             </w:del>
             <w:ins w:id="30041" w:author="Claude" w:date="2026-10-23T00:00:00Z">
               <w:r>
-                <w:t xml:space="preserve">−0.104***</w:t>
+                <w:t xml:space="preserve">−0.118***</w:t>
               </w:r>
             </w:ins>
           </w:p>
@@ -3737,9 +3961,16 @@
             <w:tcW w:w="1166" w:type="dxa"/>
           </w:tcPr>
           <w:p>
-            <w:r>
-              <w:t>−0.034**</w:t>
-            </w:r>
+            <w:del w:id="31121" w:author="Claude" w:date="2026-10-28T00:00:00Z">
+              <w:r>
+                <w:delText>−0.034**</w:delText>
+              </w:r>
+            </w:del>
+            <w:ins w:id="31120" w:author="Claude" w:date="2026-10-28T00:00:00Z">
+              <w:r>
+                <w:t xml:space="preserve">−0.045*</w:t>
+              </w:r>
+            </w:ins>
           </w:p>
         </w:tc>
         <w:tc>
@@ -3754,7 +3985,10 @@
             </w:del>
             <w:ins w:id="30043" w:author="Claude" w:date="2026-10-23T00:00:00Z">
               <w:r>
-                <w:t xml:space="preserve">significant, 1%</w:t>
+                <w:t xml:space="preserve">significant, </w:t>
+              </w:r>
+              <w:r>
+                <w:t xml:space="preserve">0.1%, every cutoff</w:t>
               </w:r>
             </w:ins>
           </w:p>
@@ -3774,9 +4008,16 @@
             <w:tcW w:w="990" w:type="dxa"/>
           </w:tcPr>
           <w:p>
-            <w:r>
-              <w:t>0.71</w:t>
-            </w:r>
+            <w:del w:id="31123" w:author="Claude" w:date="2026-10-28T00:00:00Z">
+              <w:r>
+                <w:delText>0.71</w:delText>
+              </w:r>
+            </w:del>
+            <w:ins w:id="31122" w:author="Claude" w:date="2026-10-28T00:00:00Z">
+              <w:r>
+                <w:t xml:space="preserve">0.63</w:t>
+              </w:r>
+            </w:ins>
           </w:p>
         </w:tc>
       </w:tr>
@@ -3809,7 +4050,7 @@
             </w:del>
             <w:ins w:id="30045" w:author="Claude" w:date="2026-10-23T00:00:00Z">
               <w:r>
-                <w:t xml:space="preserve">−0.197***</w:t>
+                <w:t xml:space="preserve">−0.272***</w:t>
               </w:r>
             </w:ins>
           </w:p>
@@ -3819,9 +4060,16 @@
             <w:tcW w:w="1166" w:type="dxa"/>
           </w:tcPr>
           <w:p>
-            <w:r>
-              <w:t>−0.113*</w:t>
-            </w:r>
+            <w:del w:id="31125" w:author="Claude" w:date="2026-10-28T00:00:00Z">
+              <w:r>
+                <w:delText>−0.113*</w:delText>
+              </w:r>
+            </w:del>
+            <w:ins w:id="31124" w:author="Claude" w:date="2026-10-28T00:00:00Z">
+              <w:r>
+                <w:t xml:space="preserve">−0.102</w:t>
+              </w:r>
+            </w:ins>
           </w:p>
         </w:tc>
         <w:tc>
@@ -3830,8 +4078,18 @@
           </w:tcPr>
           <w:p>
             <w:r>
-              <w:t>significant, 1%</w:t>
+              <w:t xml:space="preserve">significant, </w:t>
             </w:r>
+            <w:del w:id="31129" w:author="Claude" w:date="2026-10-28T00:00:00Z">
+              <w:r>
+                <w:delText xml:space="preserve">1%</w:delText>
+              </w:r>
+            </w:del>
+            <w:ins w:id="31128" w:author="Claude" w:date="2026-10-28T00:00:00Z">
+              <w:r>
+                <w:t xml:space="preserve">0.1%, every cutoff</w:t>
+              </w:r>
+            </w:ins>
           </w:p>
         </w:tc>
         <w:tc>
@@ -3839,9 +4097,16 @@
             <w:tcW w:w="1260" w:type="dxa"/>
           </w:tcPr>
           <w:p>
-            <w:r>
-              <w:t>44</w:t>
-            </w:r>
+            <w:del w:id="31127" w:author="Claude" w:date="2026-10-28T00:00:00Z">
+              <w:r>
+                <w:delText>44</w:delText>
+              </w:r>
+            </w:del>
+            <w:ins w:id="31126" w:author="Claude" w:date="2026-10-28T00:00:00Z">
+              <w:r>
+                <w:t xml:space="preserve">48</w:t>
+              </w:r>
+            </w:ins>
           </w:p>
         </w:tc>
         <w:tc>
@@ -3856,7 +4121,7 @@
             </w:del>
             <w:ins w:id="30047" w:author="Claude" w:date="2026-10-23T00:00:00Z">
               <w:r>
-                <w:t xml:space="preserve">1.97</w:t>
+                <w:t xml:space="preserve">0.62</w:t>
               </w:r>
             </w:ins>
           </w:p>
@@ -3891,7 +4156,7 @@
             </w:del>
             <w:ins w:id="30049" w:author="Claude" w:date="2026-10-23T00:00:00Z">
               <w:r>
-                <w:t xml:space="preserve">−0.249***</w:t>
+                <w:t xml:space="preserve">−0.260***</w:t>
               </w:r>
             </w:ins>
           </w:p>
@@ -3901,9 +4166,16 @@
             <w:tcW w:w="1166" w:type="dxa"/>
           </w:tcPr>
           <w:p>
-            <w:r>
-              <w:t>−0.116***</w:t>
-            </w:r>
+            <w:del w:id="31131" w:author="Claude" w:date="2026-10-28T00:00:00Z">
+              <w:r>
+                <w:delText>−0.116***</w:delText>
+              </w:r>
+            </w:del>
+            <w:ins w:id="31130" w:author="Claude" w:date="2026-10-28T00:00:00Z">
+              <w:r>
+                <w:t xml:space="preserve">−0.115***</w:t>
+              </w:r>
+            </w:ins>
           </w:p>
         </w:tc>
         <w:tc>
@@ -3938,7 +4210,7 @@
             </w:del>
             <w:ins w:id="30051" w:author="Claude" w:date="2026-10-23T00:00:00Z">
               <w:r>
-                <w:t xml:space="preserve">1.28</w:t>
+                <w:t xml:space="preserve">0.81</w:t>
               </w:r>
             </w:ins>
           </w:p>
@@ -3973,7 +4245,7 @@
             </w:del>
             <w:ins w:id="30053" w:author="Claude" w:date="2026-10-23T00:00:00Z">
               <w:r>
-                <w:t xml:space="preserve">0.219***</w:t>
+                <w:t xml:space="preserve">0.324***</w:t>
               </w:r>
             </w:ins>
           </w:p>
@@ -3983,9 +4255,16 @@
             <w:tcW w:w="1166" w:type="dxa"/>
           </w:tcPr>
           <w:p>
-            <w:r>
-              <w:t>0.087</w:t>
-            </w:r>
+            <w:del w:id="31133" w:author="Claude" w:date="2026-10-28T00:00:00Z">
+              <w:r>
+                <w:delText>0.087</w:delText>
+              </w:r>
+            </w:del>
+            <w:ins w:id="31132" w:author="Claude" w:date="2026-10-28T00:00:00Z">
+              <w:r>
+                <w:t xml:space="preserve">0.183**</w:t>
+              </w:r>
+            </w:ins>
           </w:p>
         </w:tc>
         <w:tc>
@@ -3994,8 +4273,18 @@
           </w:tcPr>
           <w:p>
             <w:r>
-              <w:t>significant, 0.1%</w:t>
+              <w:t xml:space="preserve">significant, </w:t>
             </w:r>
+            <w:del w:id="31137" w:author="Claude" w:date="2026-10-28T00:00:00Z">
+              <w:r>
+                <w:delText xml:space="preserve">0.1%</w:delText>
+              </w:r>
+            </w:del>
+            <w:ins w:id="31136" w:author="Claude" w:date="2026-10-28T00:00:00Z">
+              <w:r>
+                <w:t xml:space="preserve">0.1%, every cutoff</w:t>
+              </w:r>
+            </w:ins>
           </w:p>
         </w:tc>
         <w:tc>
@@ -4003,9 +4292,16 @@
             <w:tcW w:w="1260" w:type="dxa"/>
           </w:tcPr>
           <w:p>
-            <w:r>
-              <w:t>44</w:t>
-            </w:r>
+            <w:del w:id="31135" w:author="Claude" w:date="2026-10-28T00:00:00Z">
+              <w:r>
+                <w:delText>44</w:delText>
+              </w:r>
+            </w:del>
+            <w:ins w:id="31134" w:author="Claude" w:date="2026-10-28T00:00:00Z">
+              <w:r>
+                <w:t xml:space="preserve">48</w:t>
+              </w:r>
+            </w:ins>
           </w:p>
         </w:tc>
         <w:tc>
@@ -4020,7 +4316,7 @@
             </w:del>
             <w:ins w:id="30055" w:author="Claude" w:date="2026-10-23T00:00:00Z">
               <w:r>
-                <w:t xml:space="preserve">0.97</w:t>
+                <w:t xml:space="preserve">1.34</w:t>
               </w:r>
             </w:ins>
           </w:p>
@@ -4467,28 +4763,24 @@
       </w:del>
       <w:ins w:id="20280" w:author="Claude" w:date="2026-10-21T00:00:00Z">
         <w:r>
-          <w:t xml:space="preserve">, and comparing them directly yields four findings. First, storage shows the most persistent disparities: it is</w:t>
-        </w:r>
-      </w:ins>
-      <w:r>
-        <w:t xml:space="preserve"> the only outcome whose race </w:t>
-      </w:r>
-      <w:ins w:id="20281" w:author="Claude" w:date="2026-10-21T00:00:00Z">
-        <w:r>
-          <w:t xml:space="preserve">and ethnicity </w:t>
-        </w:r>
-      </w:ins>
-      <w:r>
-        <w:t xml:space="preserve">coefficients</w:t>
-      </w:r>
-      <w:ins w:id="20282" w:author="Claude" w:date="2026-10-21T00:00:00Z">
-        <w:r>
-          <w:t xml:space="preserve"> all</w:t>
-        </w:r>
-      </w:ins>
-      <w:r>
-        <w:t xml:space="preserve"> survive </w:t>
-      </w:r>
+          <w:t xml:space="preserve">, and comparing them directly yields four findings. First, storage shows the most persistent disparities: </w:t>
+        </w:r>
+      </w:ins>
+      <w:del w:id="31138" w:author="Claude" w:date="2026-10-28T00:00:00Z">
+        <w:r>
+          <w:delText xml:space="preserve"> the only outcome whose race </w:delText>
+        </w:r>
+      </w:del>
+      <w:del w:id="31139" w:author="Claude" w:date="2026-10-28T00:00:00Z">
+        <w:r>
+          <w:delText xml:space="preserve">coefficients</w:delText>
+        </w:r>
+      </w:del>
+      <w:del w:id="31140" w:author="Claude" w:date="2026-10-28T00:00:00Z">
+        <w:r>
+          <w:delText xml:space="preserve"> survive </w:delText>
+        </w:r>
+      </w:del>
       <w:del w:id="20283" w:author="Claude" w:date="2026-10-21T00:00:00Z">
         <w:r>
           <w:delText xml:space="preserve">a fully stacked specification, a specification curve and a spatial error model alike. Rooftop</w:delText>
@@ -4496,7 +4788,10 @@
       </w:del>
       <w:ins w:id="20284" w:author="Claude" w:date="2026-10-21T00:00:00Z">
         <w:r>
-          <w:t xml:space="preserve">every robustness family, and its gap is not explained by unequal solar adoption. Second, rooftop</w:t>
+          <w:t xml:space="preserve">its race and ethnicity coefficients are the most consistent across specifications</w:t>
+        </w:r>
+        <w:r>
+          <w:t xml:space="preserve">, and its gap is not explained by unequal solar adoption. Second, rooftop</w:t>
         </w:r>
       </w:ins>
       <w:r>
@@ -4878,7 +5173,20 @@
     </w:p>
     <w:p>
       <w:r>
-        <w:t xml:space="preserve">That racial disparities persist after income controls, for storage under every specification we examined, is the reason these results bear on race-neutral planning. Eligibility rules keyed only to income or to generic disadvantaged-community designations </w:t>
+        <w:t xml:space="preserve">That racial disparities persist after income controls, for storage </w:t>
+      </w:r>
+      <w:del w:id="31142" w:author="Claude" w:date="2026-10-28T00:00:00Z">
+        <w:r>
+          <w:delText xml:space="preserve">under</w:delText>
+        </w:r>
+      </w:del>
+      <w:ins w:id="31141" w:author="Claude" w:date="2026-10-28T00:00:00Z">
+        <w:r>
+          <w:t xml:space="preserve">in nearly</w:t>
+        </w:r>
+      </w:ins>
+      <w:r>
+        <w:t xml:space="preserve"> every specification we examined, is the reason these results bear on race-neutral planning. Eligibility rules keyed only to income or to generic disadvantaged-community designations </w:t>
       </w:r>
       <w:del w:id="20332" w:author="Claude" w:date="2026-10-21T00:00:00Z">
         <w:r>
@@ -4946,7 +5254,30 @@
     </w:p>
     <w:p>
       <w:r>
-        <w:t xml:space="preserve">Two further levers sit outside consumer programs. Adoption is partly gated by hosting-capacity and interconnection frictions that are themselves socially patterned [11][12]; operators can publish hosting-capacity and interconnection-queue outcomes disaggregated by community demographics and pilot fairness-aware allocation so that grid upgrades do not concentrate where adoption is already high. And persistent PV and storage gaps after income controls point </w:t>
+        <w:t xml:space="preserve">Two further levers sit outside consumer programs. Adoption is partly gated by hosting-capacity and interconnection frictions that are themselves socially patterned </w:t>
+      </w:r>
+      <w:del w:id="31169" w:author="Claude" w:date="2026-10-28T00:00:00Z">
+        <w:r>
+          <w:delText xml:space="preserve">[11]</w:delText>
+        </w:r>
+      </w:del>
+      <w:ins w:id="31168" w:author="Claude" w:date="2026-10-28T00:00:00Z">
+        <w:r>
+          <w:t xml:space="preserve">[13]</w:t>
+        </w:r>
+      </w:ins>
+      <w:del w:id="31167" w:author="Claude" w:date="2026-10-28T00:00:00Z">
+        <w:r>
+          <w:delText xml:space="preserve">[12]</w:delText>
+        </w:r>
+      </w:del>
+      <w:ins w:id="31166" w:author="Claude" w:date="2026-10-28T00:00:00Z">
+        <w:r>
+          <w:t xml:space="preserve">[14]</w:t>
+        </w:r>
+      </w:ins>
+      <w:r>
+        <w:t xml:space="preserve">; operators can publish hosting-capacity and interconnection-queue outcomes disaggregated by community demographics and pilot fairness-aware allocation so that grid upgrades do not concentrate where adoption is already high. And persistent PV and storage gaps after income controls point </w:t>
       </w:r>
       <w:del w:id="20339" w:author="Claude" w:date="2026-10-21T00:00:00Z">
         <w:r>
@@ -5428,73 +5759,68 @@
     <w:p>
       <w:commentRangeStart w:id="23"/>
       <w:r>
-        <w:t xml:space="preserve">Two properties of the source data govern how the outcomes should be read. The EV charging inventory records public and shared-use stations only: every station row in the source file carries a public access flag, and the statewide Level 1 total is 256 ports against 40,078 Level 2 and 13,852 DC fast. Residential charging is therefore unobserved, and no charging measure in this study speaks to whether a household can charge where it parks. The storage series is drawn from the California Energy Commission storage system survey and is overwhelmingly customer-sited: the underlying records are </w:t>
-      </w:r>
+        <w:t xml:space="preserve">Two properties of the source data govern how the outcomes should be read. The EV charging inventory records public and shared-use stations only: every station row in the source file carries a public access flag, and the statewide Level 1 total is 256 ports against 40,078 Level 2 and 13,852 DC fast. Residential charging is therefore unobserved, and no charging measure in this study speaks to whether a household can charge where it parks. </w:t>
+      </w:r>
+      <w:del w:id="31144" w:author="Claude" w:date="2026-10-28T00:00:00Z">
+        <w:r>
+          <w:delText xml:space="preserve">The storage series is drawn from the California Energy Commission storage system survey and is overwhelmingly customer-sited: the underlying records are </w:delText>
+        </w:r>
+      </w:del>
       <w:del w:id="20386" w:author="Claude" w:date="2026-10-21T00:00:00Z">
         <w:r>
           <w:delText xml:space="preserve">4,957</w:delText>
         </w:r>
       </w:del>
-      <w:ins w:id="20387" w:author="Claude" w:date="2026-10-21T00:00:00Z">
-        <w:r>
-          <w:t xml:space="preserve">193,070</w:t>
-        </w:r>
-      </w:ins>
-      <w:r>
-        <w:t xml:space="preserve"> residential, </w:t>
-      </w:r>
+      <w:del w:id="31145" w:author="Claude" w:date="2026-10-28T00:00:00Z">
+        <w:r>
+          <w:delText xml:space="preserve"> residential, </w:delText>
+        </w:r>
+      </w:del>
       <w:del w:id="20388" w:author="Claude" w:date="2026-10-21T00:00:00Z">
         <w:r>
           <w:delText xml:space="preserve">41</w:delText>
         </w:r>
       </w:del>
-      <w:ins w:id="20389" w:author="Claude" w:date="2026-10-21T00:00:00Z">
-        <w:r>
-          <w:t xml:space="preserve">3,211</w:t>
-        </w:r>
-      </w:ins>
-      <w:r>
-        <w:t xml:space="preserve"> commercial and </w:t>
-      </w:r>
+      <w:del w:id="31146" w:author="Claude" w:date="2026-10-28T00:00:00Z">
+        <w:r>
+          <w:delText xml:space="preserve"> commercial and </w:delText>
+        </w:r>
+      </w:del>
       <w:del w:id="20390" w:author="Claude" w:date="2026-10-21T00:00:00Z">
         <w:r>
           <w:delText xml:space="preserve">2 utility</w:delText>
         </w:r>
       </w:del>
-      <w:ins w:id="20391" w:author="Claude" w:date="2026-10-21T00:00:00Z">
-        <w:r>
-          <w:t xml:space="preserve">291 utility (98.2 percent residential)</w:t>
-        </w:r>
-      </w:ins>
-      <w:r>
-        <w:t xml:space="preserve">, so the behind-the-meter reading of the storage results is supported by the source. A sensitivity </w:t>
-      </w:r>
+      <w:del w:id="31147" w:author="Claude" w:date="2026-10-28T00:00:00Z">
+        <w:r>
+          <w:delText xml:space="preserve">, so the behind-the-meter reading of the storage results is supported by the source. A sensitivity </w:delText>
+        </w:r>
+      </w:del>
       <w:del w:id="20392" w:author="Claude" w:date="2026-10-21T00:00:00Z">
         <w:r>
           <w:delText xml:space="preserve">excluding non-residential</w:delText>
         </w:r>
       </w:del>
-      <w:ins w:id="20393" w:author="Claude" w:date="2026-10-21T00:00:00Z">
-        <w:r>
-          <w:t xml:space="preserve">restricted to residential</w:t>
-        </w:r>
-      </w:ins>
-      <w:r>
-        <w:t xml:space="preserve"> records is reported in Supplementary Table </w:t>
-      </w:r>
+      <w:del w:id="31148" w:author="Claude" w:date="2026-10-28T00:00:00Z">
+        <w:r>
+          <w:delText xml:space="preserve"> records is reported in Supplementary Table </w:delText>
+        </w:r>
+      </w:del>
       <w:del w:id="20394" w:author="Claude" w:date="2026-10-21T00:00:00Z">
         <w:r>
           <w:delText xml:space="preserve">S16</w:delText>
         </w:r>
       </w:del>
-      <w:ins w:id="20395" w:author="Claude" w:date="2026-10-21T00:00:00Z">
-        <w:r>
-          <w:t xml:space="preserve">S12</w:t>
-        </w:r>
-      </w:ins>
-      <w:r>
-        <w:t xml:space="preserve">.</w:t>
-      </w:r>
+      <w:del w:id="31149" w:author="Claude" w:date="2026-10-28T00:00:00Z">
+        <w:r>
+          <w:delText xml:space="preserve">.</w:delText>
+        </w:r>
+      </w:del>
+      <w:ins w:id="31143" w:author="Claude" w:date="2026-10-28T00:00:00Z">
+        <w:r>
+          <w:t xml:space="preserve">The storage series is drawn from the record-level export of the California Energy Commission storage system survey: 252,880 records, of which 249,338 are residential, 3,332 commercial and 210 utility. The outcome sums residential and commercial systems of up to 5 MW each that were approved by the end of 2023, matching the Tracking the Sun cutoff, and excludes utility-sector records: 150,506 systems and 1,614 MW statewide, 64 percent of it residential. The size limit is applied to individual systems before aggregation. Restricting the outcome to residential records reproduces every sign and significance of the baseline (Supplementary Table S12).</w:t>
+        </w:r>
+      </w:ins>
       <w:commentRangeEnd w:id="23"/>
       <w:r>
         <w:rPr>
@@ -5534,7 +5860,111 @@
     </w:p>
     <w:p>
       <w:r>
-        <w:t xml:space="preserve">DER measures are first constructed separately by technology and then aggregated to the ZCTA level. Solar PV capacity is derived from Tracking the Sun installation records [19]. Battery storage is built from a California storage dataset containing location and capacity information [21]. EV charging infrastructure is constructed from charger-level records that include charger type and location [22]; charger rows without a valid source ZIP are excluded from ZCTA charger outcomes rather than reassigned using latitude/longitude, while valid source-ZIP rows are retained even if descriptive fields are blank or say No information. Wind capacity and turbine counts come from the USGS wind turbine database [23], power-plant capacity from the EIA power plants layer [24], interconnection records from California Distributed Generation Statistics [20], ZCTA boundaries from Census TIGER/Line shapefiles [26], and energy burden measures from the California Energy Commission energy equity indicators [28]. </w:t>
+        <w:t xml:space="preserve">DER measures are first constructed separately by technology and then aggregated to the ZCTA level. Solar PV capacity is derived from Tracking the Sun installation records </w:t>
+      </w:r>
+      <w:del w:id="31185" w:author="Claude" w:date="2026-10-28T00:00:00Z">
+        <w:r>
+          <w:delText xml:space="preserve">[19]</w:delText>
+        </w:r>
+      </w:del>
+      <w:ins w:id="31184" w:author="Claude" w:date="2026-10-28T00:00:00Z">
+        <w:r>
+          <w:t xml:space="preserve">[18]</w:t>
+        </w:r>
+      </w:ins>
+      <w:r>
+        <w:t xml:space="preserve">. Battery storage is built from a California storage dataset containing location and capacity information </w:t>
+      </w:r>
+      <w:del w:id="31183" w:author="Claude" w:date="2026-10-28T00:00:00Z">
+        <w:r>
+          <w:delText xml:space="preserve">[21]</w:delText>
+        </w:r>
+      </w:del>
+      <w:ins w:id="31182" w:author="Claude" w:date="2026-10-28T00:00:00Z">
+        <w:r>
+          <w:t xml:space="preserve">[19]</w:t>
+        </w:r>
+      </w:ins>
+      <w:r>
+        <w:t xml:space="preserve">. EV charging infrastructure is constructed from charger-level records that include charger type and location </w:t>
+      </w:r>
+      <w:del w:id="31181" w:author="Claude" w:date="2026-10-28T00:00:00Z">
+        <w:r>
+          <w:delText xml:space="preserve">[22]</w:delText>
+        </w:r>
+      </w:del>
+      <w:ins w:id="31180" w:author="Claude" w:date="2026-10-28T00:00:00Z">
+        <w:r>
+          <w:t xml:space="preserve">[20]</w:t>
+        </w:r>
+      </w:ins>
+      <w:r>
+        <w:t xml:space="preserve">; charger rows without a valid source ZIP are excluded from ZCTA charger outcomes rather than reassigned using latitude/longitude, while valid source-ZIP rows are retained even if descriptive fields are blank or say No information. Wind capacity and turbine counts come from the USGS wind turbine database </w:t>
+      </w:r>
+      <w:del w:id="31179" w:author="Claude" w:date="2026-10-28T00:00:00Z">
+        <w:r>
+          <w:delText xml:space="preserve">[23]</w:delText>
+        </w:r>
+      </w:del>
+      <w:ins w:id="31178" w:author="Claude" w:date="2026-10-28T00:00:00Z">
+        <w:r>
+          <w:t xml:space="preserve">[21]</w:t>
+        </w:r>
+      </w:ins>
+      <w:r>
+        <w:t xml:space="preserve">, power-plant capacity from the EIA power plants layer </w:t>
+      </w:r>
+      <w:del w:id="31177" w:author="Claude" w:date="2026-10-28T00:00:00Z">
+        <w:r>
+          <w:delText xml:space="preserve">[24]</w:delText>
+        </w:r>
+      </w:del>
+      <w:ins w:id="31176" w:author="Claude" w:date="2026-10-28T00:00:00Z">
+        <w:r>
+          <w:t xml:space="preserve">[22]</w:t>
+        </w:r>
+      </w:ins>
+      <w:r>
+        <w:t xml:space="preserve">, interconnection records from California Distributed Generation Statistics </w:t>
+      </w:r>
+      <w:del w:id="31175" w:author="Claude" w:date="2026-10-28T00:00:00Z">
+        <w:r>
+          <w:delText xml:space="preserve">[20]</w:delText>
+        </w:r>
+      </w:del>
+      <w:ins w:id="31174" w:author="Claude" w:date="2026-10-28T00:00:00Z">
+        <w:r>
+          <w:t xml:space="preserve">[23]</w:t>
+        </w:r>
+      </w:ins>
+      <w:r>
+        <w:t xml:space="preserve">, ZCTA boundaries from Census TIGER/Line shapefiles </w:t>
+      </w:r>
+      <w:del w:id="31173" w:author="Claude" w:date="2026-10-28T00:00:00Z">
+        <w:r>
+          <w:delText xml:space="preserve">[26]</w:delText>
+        </w:r>
+      </w:del>
+      <w:ins w:id="31172" w:author="Claude" w:date="2026-10-28T00:00:00Z">
+        <w:r>
+          <w:t xml:space="preserve">[24]</w:t>
+        </w:r>
+      </w:ins>
+      <w:r>
+        <w:t xml:space="preserve">, and energy burden measures from the California Energy Commission energy equity indicators </w:t>
+      </w:r>
+      <w:del w:id="31171" w:author="Claude" w:date="2026-10-28T00:00:00Z">
+        <w:r>
+          <w:delText xml:space="preserve">[28]</w:delText>
+        </w:r>
+      </w:del>
+      <w:ins w:id="31170" w:author="Claude" w:date="2026-10-28T00:00:00Z">
+        <w:r>
+          <w:t xml:space="preserve">[25]</w:t>
+        </w:r>
+      </w:ins>
+      <w:r>
+        <w:t xml:space="preserve">. </w:t>
       </w:r>
       <w:del w:id="20396" w:author="Claude" w:date="2026-10-21T00:00:00Z">
         <w:r>
@@ -5581,7 +6011,20 @@
     </w:p>
     <w:p>
       <w:r>
-        <w:t xml:space="preserve">After source-specific cleaning, the DER measures are merged with contextual predictors. Demographic and socioeconomic variables come from the 2023 American Community Survey 5-year estimates [25]. Housing structure </w:t>
+        <w:t xml:space="preserve">After source-specific cleaning, the DER measures are merged with contextual predictors. Demographic and socioeconomic variables come from the 2023 American Community Survey 5-year estimates </w:t>
+      </w:r>
+      <w:del w:id="31189" w:author="Claude" w:date="2026-10-28T00:00:00Z">
+        <w:r>
+          <w:delText xml:space="preserve">[25]</w:delText>
+        </w:r>
+      </w:del>
+      <w:ins w:id="31188" w:author="Claude" w:date="2026-10-28T00:00:00Z">
+        <w:r>
+          <w:t xml:space="preserve">[26]</w:t>
+        </w:r>
+      </w:ins>
+      <w:r>
+        <w:t xml:space="preserve">. Housing structure </w:t>
       </w:r>
       <w:del w:id="20401" w:author="Claude" w:date="2026-10-21T00:00:00Z">
         <w:r>
@@ -5618,7 +6061,20 @@
         </w:r>
       </w:ins>
       <w:r>
-        <w:t xml:space="preserve"> uses owner occupancy, with renter occupancy as its complement. Climate and renewable-resource controls come from NASA POWER [27]; utility territory uses a ZIP-to-utility spatial crosswalk; and annualized utility usage provides the electricity-demand proxy [29].</w:t>
+        <w:t xml:space="preserve"> uses owner occupancy, with renter occupancy as its complement. Climate and renewable-resource controls come from NASA POWER [27]; utility territory uses a ZIP-to-utility spatial crosswalk; and annualized utility usage provides the electricity-demand proxy </w:t>
+      </w:r>
+      <w:del w:id="31187" w:author="Claude" w:date="2026-10-28T00:00:00Z">
+        <w:r>
+          <w:delText xml:space="preserve">[29]</w:delText>
+        </w:r>
+      </w:del>
+      <w:ins w:id="31186" w:author="Claude" w:date="2026-10-28T00:00:00Z">
+        <w:r>
+          <w:t xml:space="preserve">[28]</w:t>
+        </w:r>
+      </w:ins>
+      <w:r>
+        <w:t xml:space="preserve">.</w:t>
       </w:r>
       <w:hyperlink w:anchor="_Ref_src32" w:history="1"/>
       <w:hyperlink w:anchor="_Ref_src34" w:history="1"/>
@@ -5905,7 +6361,20 @@
     </w:p>
     <w:p>
       <w:r>
-        <w:t xml:space="preserve">Deployment is zero in a non-trivial share of ZCTAs, and the share differs sharply by technology: 5.3 percent for PV, 6.6 for storage, 19.0 for aggregate charging, 22.3 for Level 2 and 44.2 for DC fast, but 97.8 percent for Level 1 and 97.5 percent for wind capacity (Supplementary Table </w:t>
+        <w:t xml:space="preserve">Deployment is zero in a non-trivial share of ZCTAs, and the share differs sharply by technology: 5.3 percent for PV, </w:t>
+      </w:r>
+      <w:del w:id="31151" w:author="Claude" w:date="2026-10-28T00:00:00Z">
+        <w:r>
+          <w:delText xml:space="preserve">6.6</w:delText>
+        </w:r>
+      </w:del>
+      <w:ins w:id="31150" w:author="Claude" w:date="2026-10-28T00:00:00Z">
+        <w:r>
+          <w:t xml:space="preserve">7.1</w:t>
+        </w:r>
+      </w:ins>
+      <w:r>
+        <w:t xml:space="preserve"> for storage, 19.0 for aggregate charging, 22.3 for Level 2 and 44.2 for DC fast, but 97.8 percent for Level 1 and 97.5 percent for wind capacity (Supplementary Table </w:t>
       </w:r>
       <w:del w:id="20413" w:author="Claude" w:date="2026-10-21T00:00:00Z">
         <w:r>
@@ -6122,7 +6591,20 @@
         </w:r>
       </w:ins>
       <w:r>
-        <w:t xml:space="preserve"> to unequal residual variance across ZCTAs. In selected specifications, we also cluster standard errors at the county level to allow for within-county correlation in errors. Because deployment in one ZCTA may be related to deployment in its neighbors, we also report Conley heteroskedasticity- and autocorrelation-consistent (HAC) standard errors [18], which allow residuals to be correlated across nearby areas rather than treating each ZCTA as independent. Spatially robust alternatives to both estimators are reported in Supplementary Table S19.</w:t>
+        <w:t xml:space="preserve"> to unequal residual variance across ZCTAs. In selected specifications, we also cluster standard errors at the county level to allow for within-county correlation in errors. Because deployment in one ZCTA may be related to deployment in its neighbors, we also report Conley heteroskedasticity- and autocorrelation-consistent (HAC) standard errors </w:t>
+      </w:r>
+      <w:del w:id="31191" w:author="Claude" w:date="2026-10-28T00:00:00Z">
+        <w:r>
+          <w:delText xml:space="preserve">[18]</w:delText>
+        </w:r>
+      </w:del>
+      <w:ins w:id="31190" w:author="Claude" w:date="2026-10-28T00:00:00Z">
+        <w:r>
+          <w:t xml:space="preserve">[29]</w:t>
+        </w:r>
+      </w:ins>
+      <w:r>
+        <w:t xml:space="preserve">, which allow residuals to be correlated across nearby areas rather than treating each ZCTA as independent. Spatially robust alternatives to both estimators are reported in Supplementary Table S19.</w:t>
       </w:r>
     </w:p>
     <w:p>
@@ -6426,6 +6908,32 @@
       </w:r>
     </w:p>
     <w:p>
+      <w:pPr>
+        <w:pStyle w:val="Heading2"/>
+        <w:ind w:hanging="540"/>
+        <w:jc w:val="both"/>
+        <w:pPrChange w:id="20481" w:author="Claude" w:date="2026-10-21T00:00:00Z">
+          <w:pPr>
+            <w:pStyle w:val="Heading2"/>
+            <w:numPr>
+              <w:ilvl w:val="1"/>
+              <w:numId w:val="11"/>
+            </w:numPr>
+            <w:ind w:hanging="540"/>
+            <w:jc w:val="both"/>
+          </w:pPr>
+        </w:pPrChange>
+        <w:rPr>
+          <w:ins w:id="31152" w:author="Claude" w:date="2026-10-28T00:00:00Z"/>
+        </w:rPr>
+      </w:pPr>
+      <w:ins w:id="31153" w:author="Claude" w:date="2026-10-28T00:00:00Z">
+        <w:r>
+          <w:t xml:space="preserve">Supplementary information</w:t>
+        </w:r>
+      </w:ins>
+    </w:p>
+    <w:p>
       <w:r>
         <w:t xml:space="preserve">The supplementary information reports the specifications and robustness evidence behind these results as thirteen notes. Supplementary Note S1 defines every specification in the model series and traces each coefficient across it (Supplementary Figs. S1 to S3, Supplementary Table S1); Note S2 the nested cumulative ladder</w:t>
       </w:r>
@@ -6605,16 +7113,19 @@
               <w:rFonts w:eastAsia="Times New Roman" w:cs="Times New Roman"/>
               <w:color w:val="000000"/>
               <w:szCs w:val="24"/>
+              <w:del w:id="31251" w:author="Claude" w:date="2026-10-28T00:00:00Z"/>
             </w:rPr>
           </w:pPr>
-          <w:r>
-            <w:rPr>
-              <w:rFonts w:eastAsia="Times New Roman" w:cs="Times New Roman"/>
-              <w:color w:val="000000"/>
-            </w:rPr>
-            <w:t xml:space="preserve">[1] B. R. Lukanov and E. M. Krieger, “Distributed solar and environmental justice: Exploring the demographic and socio-economic trends of residential PV adoption in California,” Energy Policy, vol. 134, 2019, doi:10.1016/j.enpol.2019.110935.</w:t>
-            <w:tab/>
-          </w:r>
+          <w:del w:id="31250" w:author="Claude" w:date="2026-10-28T00:00:00Z">
+            <w:r>
+              <w:rPr>
+                <w:rFonts w:eastAsia="Times New Roman" w:cs="Times New Roman"/>
+                <w:color w:val="000000"/>
+              </w:rPr>
+              <w:delText xml:space="preserve">[1] B. R. Lukanov and E. M. Krieger, “Distributed solar and environmental justice: Exploring the demographic and socio-economic trends of residential PV adoption in California,” Energy Policy, vol. 134, 2019, doi:10.1016/j.enpol.2019.110935.</w:delText>
+              <w:tab/>
+            </w:r>
+          </w:del>
           <w:hyperlink r:id="rId17" w:history="1"/>
         </w:p>
         <w:p>
@@ -6625,17 +7136,20 @@
             <w:rPr>
               <w:rFonts w:eastAsia="Times New Roman" w:cs="Times New Roman"/>
               <w:color w:val="000000"/>
+              <w:del w:id="31253" w:author="Claude" w:date="2026-10-28T00:00:00Z"/>
             </w:rPr>
           </w:pPr>
           <w:bookmarkStart w:id="27" w:name="_Ref_bib2"/>
-          <w:r>
-            <w:rPr>
-              <w:rFonts w:eastAsia="Times New Roman" w:cs="Times New Roman"/>
-              <w:color w:val="000000"/>
-            </w:rPr>
-            <w:t xml:space="preserve">[2] D. A. Sunter, S. Castellanos, and D. M. Kammen, “Disparities in rooftop photovoltaics deployment in the United States by race and ethnicity,” Nat. Sustain., vol. 2, no. 1, pp. 71–76, Jan. 2019, doi:10.1038/s41893-018-0204-z.</w:t>
-            <w:tab/>
-          </w:r>
+          <w:del w:id="31252" w:author="Claude" w:date="2026-10-28T00:00:00Z">
+            <w:r>
+              <w:rPr>
+                <w:rFonts w:eastAsia="Times New Roman" w:cs="Times New Roman"/>
+                <w:color w:val="000000"/>
+              </w:rPr>
+              <w:delText xml:space="preserve">[2] D. A. Sunter, S. Castellanos, and D. M. Kammen, “Disparities in rooftop photovoltaics deployment in the United States by race and ethnicity,” Nat. Sustain., vol. 2, no. 1, pp. 71–76, Jan. 2019, doi:10.1038/s41893-018-0204-z.</w:delText>
+              <w:tab/>
+            </w:r>
+          </w:del>
           <w:hyperlink r:id="rId18" w:history="1"/>
           <w:bookmarkEnd w:id="27"/>
         </w:p>
@@ -6647,17 +7161,20 @@
             <w:rPr>
               <w:rFonts w:eastAsia="Times New Roman" w:cs="Times New Roman"/>
               <w:color w:val="000000"/>
+              <w:del w:id="31255" w:author="Claude" w:date="2026-10-28T00:00:00Z"/>
             </w:rPr>
           </w:pPr>
           <w:bookmarkStart w:id="28" w:name="_Ref_bib3"/>
-          <w:r>
-            <w:rPr>
-              <w:rFonts w:eastAsia="Times New Roman" w:cs="Times New Roman"/>
-              <w:color w:val="000000"/>
-            </w:rPr>
-            <w:t xml:space="preserve">[3] L. Kurdgelashvili, C. H. Shih, F. Yang, and M. Garg, “An empirical analysis of county-level residential PV adoption in California,” Technol. Forecast. Soc. Change, vol. 139, 2019, doi:10.1016/j.techfore.2018.11.021.</w:t>
-            <w:tab/>
-          </w:r>
+          <w:del w:id="31254" w:author="Claude" w:date="2026-10-28T00:00:00Z">
+            <w:r>
+              <w:rPr>
+                <w:rFonts w:eastAsia="Times New Roman" w:cs="Times New Roman"/>
+                <w:color w:val="000000"/>
+              </w:rPr>
+              <w:delText xml:space="preserve">[3] L. Kurdgelashvili, C. H. Shih, F. Yang, and M. Garg, “An empirical analysis of county-level residential PV adoption in California,” Technol. Forecast. Soc. Change, vol. 139, 2019, doi:10.1016/j.techfore.2018.11.021.</w:delText>
+              <w:tab/>
+            </w:r>
+          </w:del>
           <w:hyperlink r:id="rId19" w:history="1"/>
           <w:bookmarkEnd w:id="28"/>
         </w:p>
@@ -6669,17 +7186,20 @@
             <w:rPr>
               <w:rFonts w:eastAsia="Times New Roman" w:cs="Times New Roman"/>
               <w:color w:val="000000"/>
+              <w:del w:id="31257" w:author="Claude" w:date="2026-10-28T00:00:00Z"/>
             </w:rPr>
           </w:pPr>
           <w:bookmarkStart w:id="29" w:name="_Ref_bib4"/>
-          <w:r>
-            <w:rPr>
-              <w:rFonts w:eastAsia="Times New Roman" w:cs="Times New Roman"/>
-              <w:color w:val="000000"/>
-            </w:rPr>
-            <w:t xml:space="preserve">[4] T. G. Reames, “Distributional disparities in residential rooftop solar potential and penetration in four cities in the United States,” Energy Res. Soc. Sci., vol. 69, p. 101612, Nov. 2020, doi:10.1016/J.ERSS.2020.101612.</w:t>
-            <w:tab/>
-          </w:r>
+          <w:del w:id="31256" w:author="Claude" w:date="2026-10-28T00:00:00Z">
+            <w:r>
+              <w:rPr>
+                <w:rFonts w:eastAsia="Times New Roman" w:cs="Times New Roman"/>
+                <w:color w:val="000000"/>
+              </w:rPr>
+              <w:delText xml:space="preserve">[4] T. G. Reames, “Distributional disparities in residential rooftop solar potential and penetration in four cities in the United States,” Energy Res. Soc. Sci., vol. 69, p. 101612, Nov. 2020, doi:10.1016/J.ERSS.2020.101612.</w:delText>
+              <w:tab/>
+            </w:r>
+          </w:del>
           <w:hyperlink r:id="rId20" w:history="1"/>
           <w:bookmarkEnd w:id="29"/>
         </w:p>
@@ -6691,17 +7211,20 @@
             <w:rPr>
               <w:rFonts w:eastAsia="Times New Roman" w:cs="Times New Roman"/>
               <w:color w:val="000000"/>
+              <w:del w:id="31259" w:author="Claude" w:date="2026-10-28T00:00:00Z"/>
             </w:rPr>
           </w:pPr>
           <w:bookmarkStart w:id="30" w:name="_Ref_bib5"/>
-          <w:r>
-            <w:rPr>
-              <w:rFonts w:eastAsia="Times New Roman" w:cs="Times New Roman"/>
-              <w:color w:val="000000"/>
-            </w:rPr>
-            <w:t xml:space="preserve">[5] N. R. Darghouth, E. O’Shaughnessy, S. Forrester, and G. Barbose, “Characterizing local rooftop solar adoption inequity in the US,” Environmental Research Letters, vol. 17, no. 3, p. 034028, Feb. 2022, doi:10.1088/1748-9326/AC4FDC.</w:t>
-            <w:tab/>
-          </w:r>
+          <w:del w:id="31258" w:author="Claude" w:date="2026-10-28T00:00:00Z">
+            <w:r>
+              <w:rPr>
+                <w:rFonts w:eastAsia="Times New Roman" w:cs="Times New Roman"/>
+                <w:color w:val="000000"/>
+              </w:rPr>
+              <w:delText xml:space="preserve">[5] N. R. Darghouth, E. O’Shaughnessy, S. Forrester, and G. Barbose, “Characterizing local rooftop solar adoption inequity in the US,” Environmental Research Letters, vol. 17, no. 3, p. 034028, Feb. 2022, doi:10.1088/1748-9326/AC4FDC.</w:delText>
+              <w:tab/>
+            </w:r>
+          </w:del>
           <w:hyperlink r:id="rId21" w:history="1"/>
           <w:bookmarkEnd w:id="30"/>
         </w:p>
@@ -6713,17 +7236,20 @@
             <w:rPr>
               <w:rFonts w:eastAsia="Times New Roman" w:cs="Times New Roman"/>
               <w:color w:val="000000"/>
+              <w:del w:id="31261" w:author="Claude" w:date="2026-10-28T00:00:00Z"/>
             </w:rPr>
           </w:pPr>
           <w:bookmarkStart w:id="31" w:name="_Ref_bib6"/>
-          <w:r>
-            <w:rPr>
-              <w:rFonts w:eastAsia="Times New Roman" w:cs="Times New Roman"/>
-              <w:color w:val="000000"/>
-            </w:rPr>
-            <w:t xml:space="preserve">[6] C. Sigrist, A. Lechowicz, J. Champ, N. Bashir, and M. Hajiesmaili, “Lost in Siting: The Hidden Carbon Cost of Inequitable Residential Solar Installations,” Jan. 2025, [Online]. Available:http://arxiv.org/abs/2501.13868</w:t>
-            <w:tab/>
-          </w:r>
+          <w:del w:id="31260" w:author="Claude" w:date="2026-10-28T00:00:00Z">
+            <w:r>
+              <w:rPr>
+                <w:rFonts w:eastAsia="Times New Roman" w:cs="Times New Roman"/>
+                <w:color w:val="000000"/>
+              </w:rPr>
+              <w:delText xml:space="preserve">[6] C. Sigrist, A. Lechowicz, J. Champ, N. Bashir, and M. Hajiesmaili, “Lost in Siting: The Hidden Carbon Cost of Inequitable Residential Solar Installations,” Jan. 2025, [Online]. Available:http://arxiv.org/abs/2501.13868</w:delText>
+              <w:tab/>
+            </w:r>
+          </w:del>
           <w:hyperlink r:id="rId22" w:history="1"/>
           <w:bookmarkEnd w:id="31"/>
         </w:p>
@@ -6735,17 +7261,20 @@
             <w:rPr>
               <w:rFonts w:eastAsia="Times New Roman" w:cs="Times New Roman"/>
               <w:color w:val="000000"/>
+              <w:del w:id="31263" w:author="Claude" w:date="2026-10-28T00:00:00Z"/>
             </w:rPr>
           </w:pPr>
           <w:bookmarkStart w:id="32" w:name="_Ref_bib7"/>
-          <w:r>
-            <w:rPr>
-              <w:rFonts w:eastAsia="Times New Roman" w:cs="Times New Roman"/>
-              <w:color w:val="000000"/>
-            </w:rPr>
-            <w:t xml:space="preserve">[7] A. Drehobl, L. Ross, R. Ayala, A. Zaman, and J. Amann, “How high are household energy burdens? An assessment of national and metropolitan energy burden across the United States,” American Council for an Energy-Efficient Economy, Report U2006, Sep. 2020.</w:t>
-            <w:tab/>
-          </w:r>
+          <w:del w:id="31262" w:author="Claude" w:date="2026-10-28T00:00:00Z">
+            <w:r>
+              <w:rPr>
+                <w:rFonts w:eastAsia="Times New Roman" w:cs="Times New Roman"/>
+                <w:color w:val="000000"/>
+              </w:rPr>
+              <w:delText xml:space="preserve">[7] A. Drehobl, L. Ross, R. Ayala, A. Zaman, and J. Amann, “How high are household energy burdens? An assessment of national and metropolitan energy burden across the United States,” American Council for an Energy-Efficient Economy, Report U2006, Sep. 2020.</w:delText>
+              <w:tab/>
+            </w:r>
+          </w:del>
           <w:bookmarkEnd w:id="32"/>
         </w:p>
         <w:p>
@@ -6756,17 +7285,20 @@
             <w:rPr>
               <w:rFonts w:eastAsia="Times New Roman" w:cs="Times New Roman"/>
               <w:color w:val="000000"/>
+              <w:del w:id="31265" w:author="Claude" w:date="2026-10-28T00:00:00Z"/>
             </w:rPr>
           </w:pPr>
           <w:bookmarkStart w:id="33" w:name="_Ref_bib8"/>
-          <w:r>
-            <w:rPr>
-              <w:rFonts w:eastAsia="Times New Roman" w:cs="Times New Roman"/>
-              <w:color w:val="000000"/>
-            </w:rPr>
-            <w:t xml:space="preserve">[8] The Greenlining Institute, “Demystifying Equity in California’s Energy Grid Transition,” Jul. 25, 2024. [Online]. Available:https://greenlining.org/2024/demystifying-equity-in-californias-energy-grid-transition/</w:t>
-            <w:tab/>
-          </w:r>
+          <w:del w:id="31264" w:author="Claude" w:date="2026-10-28T00:00:00Z">
+            <w:r>
+              <w:rPr>
+                <w:rFonts w:eastAsia="Times New Roman" w:cs="Times New Roman"/>
+                <w:color w:val="000000"/>
+              </w:rPr>
+              <w:delText xml:space="preserve">[8] The Greenlining Institute, “Demystifying Equity in California’s Energy Grid Transition,” Jul. 25, 2024. [Online]. Available:https://greenlining.org/2024/demystifying-equity-in-californias-energy-grid-transition/</w:delText>
+              <w:tab/>
+            </w:r>
+          </w:del>
           <w:hyperlink r:id="rId23" w:history="1"/>
           <w:bookmarkEnd w:id="33"/>
         </w:p>
@@ -6778,17 +7310,20 @@
             <w:rPr>
               <w:rFonts w:eastAsia="Times New Roman" w:cs="Times New Roman"/>
               <w:color w:val="000000"/>
+              <w:del w:id="31267" w:author="Claude" w:date="2026-10-28T00:00:00Z"/>
             </w:rPr>
           </w:pPr>
           <w:bookmarkStart w:id="34" w:name="_Ref_bib9"/>
-          <w:r>
-            <w:rPr>
-              <w:rFonts w:eastAsia="Times New Roman" w:cs="Times New Roman"/>
-              <w:color w:val="000000"/>
-            </w:rPr>
-            <w:t xml:space="preserve">[9] T. Light, E. McIntosh, and O. Stephenson, “Advancing Equity in Access to Distributed Energy Resources in California,” Journal of Science Policy &amp; Governance, 2022, doi:10.38126/jspg200106.</w:t>
-            <w:tab/>
-          </w:r>
+          <w:del w:id="31266" w:author="Claude" w:date="2026-10-28T00:00:00Z">
+            <w:r>
+              <w:rPr>
+                <w:rFonts w:eastAsia="Times New Roman" w:cs="Times New Roman"/>
+                <w:color w:val="000000"/>
+              </w:rPr>
+              <w:delText xml:space="preserve">[9] T. Light, E. McIntosh, and O. Stephenson, “Advancing Equity in Access to Distributed Energy Resources in California,” Journal of Science Policy &amp; Governance, 2022, doi:10.38126/jspg200106.</w:delText>
+              <w:tab/>
+            </w:r>
+          </w:del>
           <w:hyperlink r:id="rId24" w:history="1"/>
           <w:bookmarkEnd w:id="34"/>
         </w:p>
@@ -6800,17 +7335,46 @@
             <w:rPr>
               <w:rFonts w:eastAsia="Times New Roman" w:cs="Times New Roman"/>
               <w:color w:val="000000"/>
+              <w:del w:id="31271" w:author="Claude" w:date="2026-10-28T00:00:00Z"/>
             </w:rPr>
           </w:pPr>
           <w:bookmarkStart w:id="35" w:name="_Ref_bib10"/>
-          <w:r>
-            <w:rPr>
-              <w:rFonts w:eastAsia="Times New Roman" w:cs="Times New Roman"/>
-              <w:color w:val="000000"/>
-            </w:rPr>
-            <w:t xml:space="preserve">[10] S. P. Forrester, C. C. Montañés, E. O’Shaughnessy, and G. Barbose, “Modeling the potential effects of rooftop solar on household energy burden in the United States,” Nature Communications 2024 15:1, vol. 15, no. 1, pp. 4676-, Jun. 2024, doi:10.1038/s41467-024-48967-x.</w:t>
-            <w:tab/>
-          </w:r>
+          <w:del w:id="31268" w:author="Claude" w:date="2026-10-28T00:00:00Z">
+            <w:r>
+              <w:rPr>
+                <w:rFonts w:eastAsia="Times New Roman" w:cs="Times New Roman"/>
+                <w:color w:val="000000"/>
+              </w:rPr>
+              <w:delText xml:space="preserve">[10] S. P. Forrester, C. C. Montañés, E. O’Shaughnessy, and G. Barbose, “Modeling the potential effects of rooftop solar on household energy burden in the United States,” </w:delText>
+            </w:r>
+          </w:del>
+          <w:del w:id="31155" w:author="Claude" w:date="2026-10-28T00:00:00Z">
+            <w:r>
+              <w:rPr>
+                <w:rFonts w:eastAsia="Times New Roman" w:cs="Times New Roman"/>
+                <w:color w:val="000000"/>
+              </w:rPr>
+              <w:delText xml:space="preserve">Nature Communications 2024 15:1, vol. 15, no. 1, pp. 4676-, Jun. 2024</w:delText>
+            </w:r>
+          </w:del>
+          <w:del w:id="31269" w:author="Claude" w:date="2026-10-28T00:00:00Z">
+            <w:r>
+              <w:rPr>
+                <w:rFonts w:eastAsia="Times New Roman" w:cs="Times New Roman"/>
+                <w:color w:val="000000"/>
+              </w:rPr>
+              <w:delText xml:space="preserve">, doi:10.1038/s41467-024-48967-x.</w:delText>
+            </w:r>
+          </w:del>
+          <w:del w:id="31270" w:author="Claude" w:date="2026-10-28T00:00:00Z">
+            <w:r>
+              <w:rPr>
+                <w:rFonts w:eastAsia="Times New Roman" w:cs="Times New Roman"/>
+                <w:color w:val="000000"/>
+              </w:rPr>
+              <w:tab/>
+            </w:r>
+          </w:del>
           <w:hyperlink r:id="rId25" w:history="1"/>
           <w:bookmarkEnd w:id="35"/>
         </w:p>
@@ -6822,17 +7386,20 @@
             <w:rPr>
               <w:rFonts w:eastAsia="Times New Roman" w:cs="Times New Roman"/>
               <w:color w:val="000000"/>
+              <w:del w:id="31273" w:author="Claude" w:date="2026-10-28T00:00:00Z"/>
             </w:rPr>
           </w:pPr>
           <w:bookmarkStart w:id="36" w:name="_Ref_bib11"/>
-          <w:r>
-            <w:rPr>
-              <w:rFonts w:eastAsia="Times New Roman" w:cs="Times New Roman"/>
-              <w:color w:val="000000"/>
-            </w:rPr>
-            <w:t xml:space="preserve">[11] A. M. Brockway, J. Conde, and D. Callaway, “Inequitable access to distributed energy resources due to grid infrastructure limits in California,” Nat. Energy, vol. 6, no. 9, 2021, doi:10.1038/s41560-021-00887-6.</w:t>
-            <w:tab/>
-          </w:r>
+          <w:del w:id="31272" w:author="Claude" w:date="2026-10-28T00:00:00Z">
+            <w:r>
+              <w:rPr>
+                <w:rFonts w:eastAsia="Times New Roman" w:cs="Times New Roman"/>
+                <w:color w:val="000000"/>
+              </w:rPr>
+              <w:delText xml:space="preserve">[11] A. M. Brockway, J. Conde, and D. Callaway, “Inequitable access to distributed energy resources due to grid infrastructure limits in California,” Nat. Energy, vol. 6, no. 9, 2021, doi:10.1038/s41560-021-00887-6.</w:delText>
+              <w:tab/>
+            </w:r>
+          </w:del>
           <w:hyperlink r:id="rId26" w:history="1"/>
           <w:bookmarkEnd w:id="36"/>
         </w:p>
@@ -6844,17 +7411,20 @@
             <w:rPr>
               <w:rFonts w:eastAsia="Times New Roman" w:cs="Times New Roman"/>
               <w:color w:val="000000"/>
+              <w:del w:id="31275" w:author="Claude" w:date="2026-10-28T00:00:00Z"/>
             </w:rPr>
           </w:pPr>
           <w:bookmarkStart w:id="37" w:name="_Ref_bib15"/>
-          <w:r>
-            <w:rPr>
-              <w:rFonts w:eastAsia="Times New Roman" w:cs="Times New Roman"/>
-              <w:color w:val="000000"/>
-            </w:rPr>
-            <w:t xml:space="preserve">[12] B. Aydin, R. Holt, and M. Almassalkhi, “Fairness-aware Dynamic Hosting Capacity and the Impacts of Strategic Solar PV Curtailment,” Apr. 2025, [Online]. Available:http://arxiv.org/abs/2504.18905</w:t>
-            <w:tab/>
-          </w:r>
+          <w:del w:id="31274" w:author="Claude" w:date="2026-10-28T00:00:00Z">
+            <w:r>
+              <w:rPr>
+                <w:rFonts w:eastAsia="Times New Roman" w:cs="Times New Roman"/>
+                <w:color w:val="000000"/>
+              </w:rPr>
+              <w:delText xml:space="preserve">[12] B. Aydin, R. Holt, and M. Almassalkhi, “Fairness-aware Dynamic Hosting Capacity and the Impacts of Strategic Solar PV Curtailment,” Apr. 2025, [Online]. Available:http://arxiv.org/abs/2504.18905</w:delText>
+              <w:tab/>
+            </w:r>
+          </w:del>
           <w:hyperlink r:id="rId27" w:history="1"/>
           <w:bookmarkEnd w:id="37"/>
         </w:p>
@@ -6866,17 +7436,20 @@
             <w:rPr>
               <w:rFonts w:eastAsia="Times New Roman" w:cs="Times New Roman"/>
               <w:color w:val="000000"/>
+              <w:del w:id="31277" w:author="Claude" w:date="2026-10-28T00:00:00Z"/>
             </w:rPr>
           </w:pPr>
           <w:bookmarkStart w:id="38" w:name="_Ref_bib16"/>
-          <w:r>
-            <w:rPr>
-              <w:rFonts w:eastAsia="Times New Roman" w:cs="Times New Roman"/>
-              <w:color w:val="000000"/>
-            </w:rPr>
-            <w:t xml:space="preserve">[13] U.S. Department of Energy, “Distributed energy resource interconnection roadmap,” i2X initiative, 2023. [Online]. Available: https://www.energy.gov/eere/i2x</w:t>
-            <w:tab/>
-          </w:r>
+          <w:del w:id="31276" w:author="Claude" w:date="2026-10-28T00:00:00Z">
+            <w:r>
+              <w:rPr>
+                <w:rFonts w:eastAsia="Times New Roman" w:cs="Times New Roman"/>
+                <w:color w:val="000000"/>
+              </w:rPr>
+              <w:delText xml:space="preserve">[13] U.S. Department of Energy, “Distributed energy resource interconnection roadmap,” i2X initiative, 2023. [Online]. Available: https://www.energy.gov/eere/i2x</w:delText>
+              <w:tab/>
+            </w:r>
+          </w:del>
           <w:bookmarkEnd w:id="38"/>
         </w:p>
         <w:p>
@@ -6887,17 +7460,20 @@
             <w:rPr>
               <w:rFonts w:eastAsia="Times New Roman" w:cs="Times New Roman"/>
               <w:color w:val="000000"/>
+              <w:del w:id="31279" w:author="Claude" w:date="2026-10-28T00:00:00Z"/>
             </w:rPr>
           </w:pPr>
           <w:bookmarkStart w:id="39" w:name="_Ref_bib17"/>
-          <w:r>
-            <w:rPr>
-              <w:rFonts w:eastAsia="Times New Roman" w:cs="Times New Roman"/>
-              <w:color w:val="000000"/>
-            </w:rPr>
-            <w:t xml:space="preserve">[14] B. Tarekegne, R. O’Neil, and J. Twitchell, “Energy Storage as an Equity Asset,” 2021. doi:10.1007/s40518-021-00184-6.</w:t>
-            <w:tab/>
-          </w:r>
+          <w:del w:id="31278" w:author="Claude" w:date="2026-10-28T00:00:00Z">
+            <w:r>
+              <w:rPr>
+                <w:rFonts w:eastAsia="Times New Roman" w:cs="Times New Roman"/>
+                <w:color w:val="000000"/>
+              </w:rPr>
+              <w:delText xml:space="preserve">[14] B. Tarekegne, R. O’Neil, and J. Twitchell, “Energy Storage as an Equity Asset,” 2021. doi:10.1007/s40518-021-00184-6.</w:delText>
+              <w:tab/>
+            </w:r>
+          </w:del>
           <w:hyperlink r:id="rId28" w:history="1"/>
           <w:bookmarkEnd w:id="39"/>
         </w:p>
@@ -6909,17 +7485,20 @@
             <w:rPr>
               <w:rFonts w:eastAsia="Times New Roman" w:cs="Times New Roman"/>
               <w:color w:val="000000"/>
+              <w:del w:id="31281" w:author="Claude" w:date="2026-10-28T00:00:00Z"/>
             </w:rPr>
           </w:pPr>
           <w:bookmarkStart w:id="40" w:name="_Ref_bib22"/>
-          <w:r>
-            <w:rPr>
-              <w:rFonts w:eastAsia="Times New Roman" w:cs="Times New Roman"/>
-              <w:color w:val="000000"/>
-            </w:rPr>
-            <w:t xml:space="preserve">[15] M. Alipour, E. Irannezhad, R. A. Stewart, and O. Sahin, “Exploring residential solar PV and battery energy storage adoption motivations and barriers in a mature PV market,” Renew. Energy, vol. 190, 2022, doi:10.1016/j.renene.2022.03.040.</w:t>
-            <w:tab/>
-          </w:r>
+          <w:del w:id="31280" w:author="Claude" w:date="2026-10-28T00:00:00Z">
+            <w:r>
+              <w:rPr>
+                <w:rFonts w:eastAsia="Times New Roman" w:cs="Times New Roman"/>
+                <w:color w:val="000000"/>
+              </w:rPr>
+              <w:delText xml:space="preserve">[15] M. Alipour, E. Irannezhad, R. A. Stewart, and O. Sahin, “Exploring residential solar PV and battery energy storage adoption motivations and barriers in a mature PV market,” Renew. Energy, vol. 190, 2022, doi:10.1016/j.renene.2022.03.040.</w:delText>
+              <w:tab/>
+            </w:r>
+          </w:del>
           <w:hyperlink r:id="rId29" w:history="1"/>
           <w:bookmarkEnd w:id="40"/>
         </w:p>
@@ -6931,18 +7510,21 @@
             <w:rPr>
               <w:rFonts w:eastAsia="Times New Roman" w:cs="Times New Roman"/>
               <w:color w:val="000000"/>
+              <w:del w:id="31283" w:author="Claude" w:date="2026-10-28T00:00:00Z"/>
             </w:rPr>
           </w:pPr>
           <w:bookmarkStart w:id="41" w:name="_Ref_bib23"/>
-          <w:r>
-            <w:rPr>
-              <w:rFonts w:eastAsia="Times New Roman" w:cs="Times New Roman"/>
-              <w:color w:val="000000"/>
-            </w:rPr>
-            <w:lastRenderedPageBreak/>
-            <w:t xml:space="preserve">[16] R. Haider, Y. Xu, and W. Yang, “Towards closing the data gap: A project-driven distributed energy resource dataset for the U.S. Grid,” in e-Energy 2023 Companion - Proceedings of the 14th ACM International Conference on Future Energy Systems, 2023. doi:10.1145/3599733.3600250.</w:t>
-            <w:tab/>
-          </w:r>
+          <w:del w:id="31282" w:author="Claude" w:date="2026-10-28T00:00:00Z">
+            <w:r>
+              <w:rPr>
+                <w:rFonts w:eastAsia="Times New Roman" w:cs="Times New Roman"/>
+                <w:color w:val="000000"/>
+              </w:rPr>
+              <w:lastRenderedPageBreak/>
+              <w:delText xml:space="preserve">[16] R. Haider, Y. Xu, and W. Yang, “Towards closing the data gap: A project-driven distributed energy resource dataset for the U.S. Grid,” in e-Energy 2023 Companion - Proceedings of the 14th ACM International Conference on Future Energy Systems, 2023. doi:10.1145/3599733.3600250.</w:delText>
+              <w:tab/>
+            </w:r>
+          </w:del>
           <w:hyperlink r:id="rId30" w:history="1"/>
           <w:bookmarkEnd w:id="41"/>
         </w:p>
@@ -6954,17 +7536,20 @@
             <w:rPr>
               <w:rFonts w:eastAsia="Times New Roman" w:cs="Times New Roman"/>
               <w:color w:val="000000"/>
+              <w:del w:id="31285" w:author="Claude" w:date="2026-10-28T00:00:00Z"/>
             </w:rPr>
           </w:pPr>
           <w:bookmarkStart w:id="42" w:name="_Ref_bib24"/>
-          <w:r>
-            <w:rPr>
-              <w:rFonts w:eastAsia="Times New Roman" w:cs="Times New Roman"/>
-              <w:color w:val="000000"/>
-            </w:rPr>
-            <w:t xml:space="preserve">[17] L. Ge, T. Du, C. Li, Y. Li, J. Yan, and M. U. Rafiq, “Virtual Collection for Distributed Photovoltaic Data: Challenges, Methodologies, and Applications,” 2022. doi:10.3390/en15238783.</w:t>
-            <w:tab/>
-          </w:r>
+          <w:del w:id="31284" w:author="Claude" w:date="2026-10-28T00:00:00Z">
+            <w:r>
+              <w:rPr>
+                <w:rFonts w:eastAsia="Times New Roman" w:cs="Times New Roman"/>
+                <w:color w:val="000000"/>
+              </w:rPr>
+              <w:delText xml:space="preserve">[17] L. Ge, T. Du, C. Li, Y. Li, J. Yan, and M. U. Rafiq, “Virtual Collection for Distributed Photovoltaic Data: Challenges, Methodologies, and Applications,” 2022. doi:10.3390/en15238783.</w:delText>
+              <w:tab/>
+            </w:r>
+          </w:del>
           <w:hyperlink r:id="rId31" w:history="1"/>
         </w:p>
         <w:bookmarkEnd w:id="42" w:displacedByCustomXml="next"/>
@@ -6975,16 +7560,21 @@
         <w:autoSpaceDE w:val="0"/>
         <w:autoSpaceDN w:val="0"/>
         <w:ind w:hanging="640"/>
+        <w:rPr>
+          <w:del w:id="31287" w:author="Claude" w:date="2026-10-28T00:00:00Z"/>
+        </w:rPr>
       </w:pPr>
       <w:bookmarkStart w:id="43" w:name="_Ref_src25"/>
-      <w:r>
-        <w:rPr>
-          <w:rFonts w:eastAsia="Times New Roman" w:cs="Times New Roman"/>
-          <w:color w:val="000000"/>
-        </w:rPr>
-        <w:t xml:space="preserve">[18] T. G. Conley, "GMM estimation with cross sectional dependence," Journal of Econometrics, vol. 92, no. 1, pp. 1-45, Sep. 1999, doi: 10.1016/S0304-4076(98)00084-0.</w:t>
-        <w:tab/>
-      </w:r>
+      <w:del w:id="31286" w:author="Claude" w:date="2026-10-28T00:00:00Z">
+        <w:r>
+          <w:rPr>
+            <w:rFonts w:eastAsia="Times New Roman" w:cs="Times New Roman"/>
+            <w:color w:val="000000"/>
+          </w:rPr>
+          <w:delText xml:space="preserve">[18] T. G. Conley, "GMM estimation with cross sectional dependence," Journal of Econometrics, vol. 92, no. 1, pp. 1-45, Sep. 1999, doi: 10.1016/S0304-4076(98)00084-0.</w:delText>
+          <w:tab/>
+        </w:r>
+      </w:del>
       <w:hyperlink r:id="rId32" w:history="1"/>
       <w:bookmarkEnd w:id="43"/>
     </w:p>
@@ -6993,16 +7583,21 @@
         <w:autoSpaceDE w:val="0"/>
         <w:autoSpaceDN w:val="0"/>
         <w:ind w:hanging="640"/>
+        <w:rPr>
+          <w:del w:id="31289" w:author="Claude" w:date="2026-10-28T00:00:00Z"/>
+        </w:rPr>
       </w:pPr>
       <w:bookmarkStart w:id="44" w:name="_Ref_src26"/>
-      <w:r>
-        <w:rPr>
-          <w:rFonts w:eastAsia="Times New Roman" w:cs="Times New Roman"/>
-          <w:color w:val="000000"/>
-        </w:rPr>
-        <w:t xml:space="preserve">[19] Lawrence Berkeley National Laboratory, "Tracking the Sun: public data file," 2024. [Online]. Available: https://emp.lbl.gov/tracking-the-sun</w:t>
-        <w:tab/>
-      </w:r>
+      <w:del w:id="31288" w:author="Claude" w:date="2026-10-28T00:00:00Z">
+        <w:r>
+          <w:rPr>
+            <w:rFonts w:eastAsia="Times New Roman" w:cs="Times New Roman"/>
+            <w:color w:val="000000"/>
+          </w:rPr>
+          <w:delText xml:space="preserve">[19] Lawrence Berkeley National Laboratory, "Tracking the Sun: public data file," 2024. [Online]. Available: https://emp.lbl.gov/tracking-the-sun</w:delText>
+          <w:tab/>
+        </w:r>
+      </w:del>
       <w:hyperlink r:id="rId33" w:history="1"/>
       <w:bookmarkEnd w:id="44"/>
     </w:p>
@@ -7011,16 +7606,21 @@
         <w:autoSpaceDE w:val="0"/>
         <w:autoSpaceDN w:val="0"/>
         <w:ind w:hanging="640"/>
+        <w:rPr>
+          <w:del w:id="31291" w:author="Claude" w:date="2026-10-28T00:00:00Z"/>
+        </w:rPr>
       </w:pPr>
       <w:bookmarkStart w:id="45" w:name="_Ref_src27"/>
-      <w:r>
-        <w:rPr>
-          <w:rFonts w:eastAsia="Times New Roman" w:cs="Times New Roman"/>
-          <w:color w:val="000000"/>
-        </w:rPr>
-        <w:t xml:space="preserve">[20] California Distributed Generation Statistics, "Interconnected project sites report, 31 December 2023," 2023. [Online]. Available: https://www.californiadgstats.ca.gov/downloads/</w:t>
-        <w:tab/>
-      </w:r>
+      <w:del w:id="31290" w:author="Claude" w:date="2026-10-28T00:00:00Z">
+        <w:r>
+          <w:rPr>
+            <w:rFonts w:eastAsia="Times New Roman" w:cs="Times New Roman"/>
+            <w:color w:val="000000"/>
+          </w:rPr>
+          <w:delText xml:space="preserve">[20] California Distributed Generation Statistics, "Interconnected project sites report, 31 December 2023," 2023. [Online]. Available: https://www.californiadgstats.ca.gov/downloads/</w:delText>
+          <w:tab/>
+        </w:r>
+      </w:del>
       <w:hyperlink r:id="rId34" w:history="1"/>
       <w:bookmarkEnd w:id="45"/>
     </w:p>
@@ -7029,16 +7629,21 @@
         <w:autoSpaceDE w:val="0"/>
         <w:autoSpaceDN w:val="0"/>
         <w:ind w:hanging="640"/>
+        <w:rPr>
+          <w:del w:id="31293" w:author="Claude" w:date="2026-10-28T00:00:00Z"/>
+        </w:rPr>
       </w:pPr>
       <w:bookmarkStart w:id="46" w:name="_Ref_src28"/>
-      <w:r>
-        <w:rPr>
-          <w:rFonts w:eastAsia="Times New Roman" w:cs="Times New Roman"/>
-          <w:color w:val="000000"/>
-        </w:rPr>
-        <w:t xml:space="preserve">[21] California Energy Commission, "California energy storage system survey," 2024. [Online]. Available: https://www.energy.ca.gov/data-reports/energy-almanac/california-electricity-data/california-energy-storage-system-survey</w:t>
-        <w:tab/>
-      </w:r>
+      <w:del w:id="31292" w:author="Claude" w:date="2026-10-28T00:00:00Z">
+        <w:r>
+          <w:rPr>
+            <w:rFonts w:eastAsia="Times New Roman" w:cs="Times New Roman"/>
+            <w:color w:val="000000"/>
+          </w:rPr>
+          <w:delText xml:space="preserve">[21] California Energy Commission, "California energy storage system survey," 2024. [Online]. Available: https://www.energy.ca.gov/data-reports/energy-almanac/california-electricity-data/california-energy-storage-system-survey</w:delText>
+          <w:tab/>
+        </w:r>
+      </w:del>
       <w:hyperlink r:id="rId35" w:history="1"/>
       <w:bookmarkEnd w:id="46"/>
     </w:p>
@@ -7047,16 +7652,21 @@
         <w:autoSpaceDE w:val="0"/>
         <w:autoSpaceDN w:val="0"/>
         <w:ind w:hanging="640"/>
+        <w:rPr>
+          <w:del w:id="31295" w:author="Claude" w:date="2026-10-28T00:00:00Z"/>
+        </w:rPr>
       </w:pPr>
       <w:bookmarkStart w:id="47" w:name="_Ref_src29"/>
-      <w:r>
-        <w:rPr>
-          <w:rFonts w:eastAsia="Times New Roman" w:cs="Times New Roman"/>
-          <w:color w:val="000000"/>
-        </w:rPr>
-        <w:t xml:space="preserve">[22] California Energy Commission, "Zero emission vehicle and infrastructure statistics," 2024. [Online]. Available: https://www.energy.ca.gov/data-reports/energy-almanac/zero-emission-vehicle-and-infrastructure-statistics-collection/electric</w:t>
-        <w:tab/>
-      </w:r>
+      <w:del w:id="31294" w:author="Claude" w:date="2026-10-28T00:00:00Z">
+        <w:r>
+          <w:rPr>
+            <w:rFonts w:eastAsia="Times New Roman" w:cs="Times New Roman"/>
+            <w:color w:val="000000"/>
+          </w:rPr>
+          <w:delText xml:space="preserve">[22] California Energy Commission, "Zero emission vehicle and infrastructure statistics," 2024. [Online]. Available: https://www.energy.ca.gov/data-reports/energy-almanac/zero-emission-vehicle-and-infrastructure-statistics-collection/electric</w:delText>
+          <w:tab/>
+        </w:r>
+      </w:del>
       <w:hyperlink r:id="rId36" w:history="1"/>
       <w:bookmarkEnd w:id="47"/>
     </w:p>
@@ -7065,16 +7675,21 @@
         <w:autoSpaceDE w:val="0"/>
         <w:autoSpaceDN w:val="0"/>
         <w:ind w:hanging="640"/>
+        <w:rPr>
+          <w:del w:id="31297" w:author="Claude" w:date="2026-10-28T00:00:00Z"/>
+        </w:rPr>
       </w:pPr>
       <w:bookmarkStart w:id="48" w:name="_Ref_src30"/>
-      <w:r>
-        <w:rPr>
-          <w:rFonts w:eastAsia="Times New Roman" w:cs="Times New Roman"/>
-          <w:color w:val="000000"/>
-        </w:rPr>
-        <w:t xml:space="preserve">[23] B. D. Hoen, J. E. Diffendorfer, J. T. Rand, L. A. Kramer, C. P. Garrity, and H. E. Hunt, "United States wind turbine database," U.S. Geological Survey data release, 2018, doi: 10.5066/F7TX3DN0.</w:t>
-        <w:tab/>
-      </w:r>
+      <w:del w:id="31296" w:author="Claude" w:date="2026-10-28T00:00:00Z">
+        <w:r>
+          <w:rPr>
+            <w:rFonts w:eastAsia="Times New Roman" w:cs="Times New Roman"/>
+            <w:color w:val="000000"/>
+          </w:rPr>
+          <w:delText xml:space="preserve">[23] B. D. Hoen, J. E. Diffendorfer, J. T. Rand, L. A. Kramer, C. P. Garrity, and H. E. Hunt, "United States wind turbine database," U.S. Geological Survey data release, 2018, doi: 10.5066/F7TX3DN0.</w:delText>
+          <w:tab/>
+        </w:r>
+      </w:del>
       <w:hyperlink r:id="rId37" w:history="1"/>
       <w:bookmarkEnd w:id="48"/>
     </w:p>
@@ -7083,16 +7698,21 @@
         <w:autoSpaceDE w:val="0"/>
         <w:autoSpaceDN w:val="0"/>
         <w:ind w:hanging="640"/>
+        <w:rPr>
+          <w:del w:id="31299" w:author="Claude" w:date="2026-10-28T00:00:00Z"/>
+        </w:rPr>
       </w:pPr>
       <w:bookmarkStart w:id="49" w:name="_Ref_src31"/>
-      <w:r>
-        <w:rPr>
-          <w:rFonts w:eastAsia="Times New Roman" w:cs="Times New Roman"/>
-          <w:color w:val="000000"/>
-        </w:rPr>
-        <w:t xml:space="preserve">[24] U.S. Energy Information Administration, "Power plants," 2023. [Online]. Available: https://atlas.eia.gov/datasets/eia::power-plants/explore</w:t>
-        <w:tab/>
-      </w:r>
+      <w:del w:id="31298" w:author="Claude" w:date="2026-10-28T00:00:00Z">
+        <w:r>
+          <w:rPr>
+            <w:rFonts w:eastAsia="Times New Roman" w:cs="Times New Roman"/>
+            <w:color w:val="000000"/>
+          </w:rPr>
+          <w:delText xml:space="preserve">[24] U.S. Energy Information Administration, "Power plants," 2023. [Online]. Available: https://atlas.eia.gov/datasets/eia::power-plants/explore</w:delText>
+          <w:tab/>
+        </w:r>
+      </w:del>
       <w:hyperlink r:id="rId38" w:history="1"/>
       <w:bookmarkEnd w:id="49"/>
     </w:p>
@@ -7101,16 +7721,21 @@
         <w:autoSpaceDE w:val="0"/>
         <w:autoSpaceDN w:val="0"/>
         <w:ind w:hanging="640"/>
+        <w:rPr>
+          <w:del w:id="31301" w:author="Claude" w:date="2026-10-28T00:00:00Z"/>
+        </w:rPr>
       </w:pPr>
       <w:bookmarkStart w:id="50" w:name="_Ref_src32"/>
-      <w:r>
-        <w:rPr>
-          <w:rFonts w:eastAsia="Times New Roman" w:cs="Times New Roman"/>
-          <w:color w:val="000000"/>
-        </w:rPr>
-        <w:t xml:space="preserve">[25] U.S. Census Bureau, "American Community Survey 5-year estimates, detailed tables," 2023. [Online]. Available: https://api.census.gov/data/2023/acs/acs5</w:t>
-        <w:tab/>
-      </w:r>
+      <w:del w:id="31300" w:author="Claude" w:date="2026-10-28T00:00:00Z">
+        <w:r>
+          <w:rPr>
+            <w:rFonts w:eastAsia="Times New Roman" w:cs="Times New Roman"/>
+            <w:color w:val="000000"/>
+          </w:rPr>
+          <w:delText xml:space="preserve">[25] U.S. Census Bureau, "American Community Survey 5-year estimates, detailed tables," 2023. [Online]. Available: https://api.census.gov/data/2023/acs/acs5</w:delText>
+          <w:tab/>
+        </w:r>
+      </w:del>
       <w:hyperlink r:id="rId39" w:history="1"/>
       <w:bookmarkEnd w:id="50"/>
     </w:p>
@@ -7119,16 +7744,21 @@
         <w:autoSpaceDE w:val="0"/>
         <w:autoSpaceDN w:val="0"/>
         <w:ind w:hanging="640"/>
+        <w:rPr>
+          <w:del w:id="31303" w:author="Claude" w:date="2026-10-28T00:00:00Z"/>
+        </w:rPr>
       </w:pPr>
       <w:bookmarkStart w:id="51" w:name="_Ref_src33"/>
-      <w:r>
-        <w:rPr>
-          <w:rFonts w:eastAsia="Times New Roman" w:cs="Times New Roman"/>
-          <w:color w:val="000000"/>
-        </w:rPr>
-        <w:t xml:space="preserve">[26] U.S. Census Bureau, "TIGER/Line shapefiles," 2023. [Online]. Available: https://www.census.gov/geographies/mapping-files/time-series/geo/tiger-line-file.html</w:t>
-        <w:tab/>
-      </w:r>
+      <w:del w:id="31302" w:author="Claude" w:date="2026-10-28T00:00:00Z">
+        <w:r>
+          <w:rPr>
+            <w:rFonts w:eastAsia="Times New Roman" w:cs="Times New Roman"/>
+            <w:color w:val="000000"/>
+          </w:rPr>
+          <w:delText xml:space="preserve">[26] U.S. Census Bureau, "TIGER/Line shapefiles," 2023. [Online]. Available: https://www.census.gov/geographies/mapping-files/time-series/geo/tiger-line-file.html</w:delText>
+          <w:tab/>
+        </w:r>
+      </w:del>
       <w:hyperlink r:id="rId40" w:history="1"/>
       <w:bookmarkEnd w:id="51"/>
     </w:p>
@@ -7137,16 +7767,21 @@
         <w:autoSpaceDE w:val="0"/>
         <w:autoSpaceDN w:val="0"/>
         <w:ind w:hanging="640"/>
+        <w:rPr>
+          <w:del w:id="31305" w:author="Claude" w:date="2026-10-28T00:00:00Z"/>
+        </w:rPr>
       </w:pPr>
       <w:bookmarkStart w:id="52" w:name="_Ref_src34"/>
-      <w:r>
-        <w:rPr>
-          <w:rFonts w:eastAsia="Times New Roman" w:cs="Times New Roman"/>
-          <w:color w:val="000000"/>
-        </w:rPr>
-        <w:t xml:space="preserve">[27] NASA Langley Research Center, "Prediction of Worldwide Energy Resources (POWER)," 2023. [Online]. Available: https://power.larc.nasa.gov/</w:t>
-        <w:tab/>
-      </w:r>
+      <w:del w:id="31304" w:author="Claude" w:date="2026-10-28T00:00:00Z">
+        <w:r>
+          <w:rPr>
+            <w:rFonts w:eastAsia="Times New Roman" w:cs="Times New Roman"/>
+            <w:color w:val="000000"/>
+          </w:rPr>
+          <w:delText xml:space="preserve">[27] NASA Langley Research Center, "Prediction of Worldwide Energy Resources (POWER)," 2023. [Online]. Available: https://power.larc.nasa.gov/</w:delText>
+          <w:tab/>
+        </w:r>
+      </w:del>
       <w:hyperlink r:id="rId41" w:history="1"/>
       <w:bookmarkEnd w:id="52"/>
     </w:p>
@@ -7155,16 +7790,21 @@
         <w:autoSpaceDE w:val="0"/>
         <w:autoSpaceDN w:val="0"/>
         <w:ind w:hanging="640"/>
+        <w:rPr>
+          <w:del w:id="31307" w:author="Claude" w:date="2026-10-28T00:00:00Z"/>
+        </w:rPr>
       </w:pPr>
       <w:bookmarkStart w:id="53" w:name="_Ref_src35"/>
-      <w:r>
-        <w:rPr>
-          <w:rFonts w:eastAsia="Times New Roman" w:cs="Times New Roman"/>
-          <w:color w:val="000000"/>
-        </w:rPr>
-        <w:t xml:space="preserve">[28] California Energy Commission, "Energy equity indicators: deep dive energy," 2023. [Online]. Available: https://www.energy.ca.gov/data-reports/data-exploration-tools/energy-equity-indicators-dashboard-collection/deep-dive-energy</w:t>
-        <w:tab/>
-      </w:r>
+      <w:del w:id="31306" w:author="Claude" w:date="2026-10-28T00:00:00Z">
+        <w:r>
+          <w:rPr>
+            <w:rFonts w:eastAsia="Times New Roman" w:cs="Times New Roman"/>
+            <w:color w:val="000000"/>
+          </w:rPr>
+          <w:delText xml:space="preserve">[28] California Energy Commission, "Energy equity indicators: deep dive energy," 2023. [Online]. Available: https://www.energy.ca.gov/data-reports/data-exploration-tools/energy-equity-indicators-dashboard-collection/deep-dive-energy</w:delText>
+          <w:tab/>
+        </w:r>
+      </w:del>
       <w:hyperlink r:id="rId42" w:history="1"/>
       <w:bookmarkEnd w:id="53"/>
     </w:p>
@@ -7173,18 +7813,741 @@
         <w:autoSpaceDE w:val="0"/>
         <w:autoSpaceDN w:val="0"/>
         <w:ind w:hanging="640"/>
+        <w:rPr>
+          <w:del w:id="31309" w:author="Claude" w:date="2026-10-28T00:00:00Z"/>
+        </w:rPr>
       </w:pPr>
       <w:bookmarkStart w:id="54" w:name="_Ref_src36"/>
-      <w:r>
+      <w:del w:id="31308" w:author="Claude" w:date="2026-10-28T00:00:00Z">
+        <w:r>
+          <w:rPr>
+            <w:rFonts w:eastAsia="Times New Roman" w:cs="Times New Roman"/>
+            <w:color w:val="000000"/>
+          </w:rPr>
+          <w:delText xml:space="preserve">[29] Pacific Gas and Electric Company, Southern California Edison, and San Diego Gas and Electric, "Electric usage by ZIP code, 2023 quarterly datasets," 2023. [Online]. Available: https://pge-energydatarequest.com/public_datasets</w:delText>
+          <w:tab/>
+        </w:r>
+      </w:del>
+      <w:hyperlink r:id="rId43" w:history="1"/>
+      <w:bookmarkEnd w:id="54"/>
+    </w:p>
+    <w:p>
+      <w:pPr>
+        <w:autoSpaceDE w:val="0"/>
+        <w:autoSpaceDN w:val="0"/>
+        <w:ind w:hanging="640"/>
         <w:rPr>
           <w:rFonts w:eastAsia="Times New Roman" w:cs="Times New Roman"/>
           <w:color w:val="000000"/>
+          <w:szCs w:val="24"/>
+          <w:ins w:id="31193" w:author="Claude" w:date="2026-10-28T00:00:00Z"/>
         </w:rPr>
-        <w:t xml:space="preserve">[29] Pacific Gas and Electric Company, Southern California Edison, and San Diego Gas and Electric, "Electric usage by ZIP code, 2023 quarterly datasets," 2023. [Online]. Available: https://pge-energydatarequest.com/public_datasets</w:t>
-        <w:tab/>
-      </w:r>
-      <w:hyperlink r:id="rId43" w:history="1"/>
+      </w:pPr>
+      <w:ins w:id="31192" w:author="Claude" w:date="2026-10-28T00:00:00Z">
+        <w:r>
+          <w:rPr>
+            <w:rFonts w:eastAsia="Times New Roman" w:cs="Times New Roman"/>
+            <w:color w:val="000000"/>
+          </w:rPr>
+          <w:t xml:space="preserve">[1] B. R. Lukanov and E. M. Krieger, “Distributed solar and environmental justice: Exploring the demographic and socio-economic trends of residential PV adoption in California,” Energy Policy, vol. 134, 2019, doi:10.1016/j.enpol.2019.110935.</w:t>
+          <w:tab/>
+        </w:r>
+        <w:hyperlink r:id="rId17" w:history="1"/>
+      </w:ins>
+    </w:p>
+    <w:p>
+      <w:pPr>
+        <w:autoSpaceDE w:val="0"/>
+        <w:autoSpaceDN w:val="0"/>
+        <w:ind w:hanging="640"/>
+        <w:rPr>
+          <w:rFonts w:eastAsia="Times New Roman" w:cs="Times New Roman"/>
+          <w:color w:val="000000"/>
+          <w:ins w:id="31195" w:author="Claude" w:date="2026-10-28T00:00:00Z"/>
+        </w:rPr>
+      </w:pPr>
+      <w:bookmarkStart w:id="27" w:name="_Ref_bib2"/>
+      <w:ins w:id="31194" w:author="Claude" w:date="2026-10-28T00:00:00Z">
+        <w:r>
+          <w:rPr>
+            <w:rFonts w:eastAsia="Times New Roman" w:cs="Times New Roman"/>
+            <w:color w:val="000000"/>
+          </w:rPr>
+          <w:t xml:space="preserve">[2] D. A. Sunter, S. Castellanos, and D. M. Kammen, “Disparities in rooftop photovoltaics deployment in the United States by race and ethnicity,” Nat. Sustain., vol. 2, no. 1, pp. 71–76, Jan. 2019, doi:10.1038/s41893-018-0204-z.</w:t>
+          <w:tab/>
+        </w:r>
+        <w:hyperlink r:id="rId18" w:history="1"/>
+      </w:ins>
+      <w:bookmarkEnd w:id="27"/>
+    </w:p>
+    <w:p>
+      <w:pPr>
+        <w:autoSpaceDE w:val="0"/>
+        <w:autoSpaceDN w:val="0"/>
+        <w:ind w:hanging="640"/>
+        <w:rPr>
+          <w:rFonts w:eastAsia="Times New Roman" w:cs="Times New Roman"/>
+          <w:color w:val="000000"/>
+          <w:ins w:id="31197" w:author="Claude" w:date="2026-10-28T00:00:00Z"/>
+        </w:rPr>
+      </w:pPr>
+      <w:bookmarkStart w:id="28" w:name="_Ref_bib3"/>
+      <w:ins w:id="31196" w:author="Claude" w:date="2026-10-28T00:00:00Z">
+        <w:r>
+          <w:rPr>
+            <w:rFonts w:eastAsia="Times New Roman" w:cs="Times New Roman"/>
+            <w:color w:val="000000"/>
+          </w:rPr>
+          <w:t xml:space="preserve">[3] L. Kurdgelashvili, C. H. Shih, F. Yang, and M. Garg, “An empirical analysis of county-level residential PV adoption in California,” Technol. Forecast. Soc. Change, vol. 139, 2019, doi:10.1016/j.techfore.2018.11.021.</w:t>
+          <w:tab/>
+        </w:r>
+        <w:hyperlink r:id="rId19" w:history="1"/>
+      </w:ins>
+      <w:bookmarkEnd w:id="28"/>
+    </w:p>
+    <w:p>
+      <w:pPr>
+        <w:autoSpaceDE w:val="0"/>
+        <w:autoSpaceDN w:val="0"/>
+        <w:ind w:hanging="640"/>
+        <w:rPr>
+          <w:rFonts w:eastAsia="Times New Roman" w:cs="Times New Roman"/>
+          <w:color w:val="000000"/>
+          <w:ins w:id="31199" w:author="Claude" w:date="2026-10-28T00:00:00Z"/>
+        </w:rPr>
+      </w:pPr>
+      <w:bookmarkStart w:id="29" w:name="_Ref_bib4"/>
+      <w:ins w:id="31198" w:author="Claude" w:date="2026-10-28T00:00:00Z">
+        <w:r>
+          <w:rPr>
+            <w:rFonts w:eastAsia="Times New Roman" w:cs="Times New Roman"/>
+            <w:color w:val="000000"/>
+          </w:rPr>
+          <w:t xml:space="preserve">[4] T. G. Reames, “Distributional disparities in residential rooftop solar potential and penetration in four cities in the United States,” Energy Res. Soc. Sci., vol. 69, p. 101612, Nov. 2020, doi:10.1016/J.ERSS.2020.101612.</w:t>
+          <w:tab/>
+        </w:r>
+        <w:hyperlink r:id="rId20" w:history="1"/>
+      </w:ins>
+      <w:bookmarkEnd w:id="29"/>
+    </w:p>
+    <w:p>
+      <w:pPr>
+        <w:autoSpaceDE w:val="0"/>
+        <w:autoSpaceDN w:val="0"/>
+        <w:ind w:hanging="640"/>
+        <w:rPr>
+          <w:rFonts w:eastAsia="Times New Roman" w:cs="Times New Roman"/>
+          <w:color w:val="000000"/>
+          <w:ins w:id="31201" w:author="Claude" w:date="2026-10-28T00:00:00Z"/>
+        </w:rPr>
+      </w:pPr>
+      <w:bookmarkStart w:id="30" w:name="_Ref_bib5"/>
+      <w:ins w:id="31200" w:author="Claude" w:date="2026-10-28T00:00:00Z">
+        <w:r>
+          <w:rPr>
+            <w:rFonts w:eastAsia="Times New Roman" w:cs="Times New Roman"/>
+            <w:color w:val="000000"/>
+          </w:rPr>
+          <w:t xml:space="preserve">[5] N. R. Darghouth, E. O’Shaughnessy, S. Forrester, and G. Barbose, “Characterizing local rooftop solar adoption inequity in the US,” Environmental Research Letters, vol. 17, no. 3, p. 034028, Feb. 2022, doi:10.1088/1748-9326/AC4FDC.</w:t>
+          <w:tab/>
+        </w:r>
+        <w:hyperlink r:id="rId21" w:history="1"/>
+      </w:ins>
+      <w:bookmarkEnd w:id="30"/>
+    </w:p>
+    <w:p>
+      <w:pPr>
+        <w:autoSpaceDE w:val="0"/>
+        <w:autoSpaceDN w:val="0"/>
+        <w:ind w:hanging="640"/>
+        <w:rPr>
+          <w:rFonts w:eastAsia="Times New Roman" w:cs="Times New Roman"/>
+          <w:color w:val="000000"/>
+          <w:ins w:id="31203" w:author="Claude" w:date="2026-10-28T00:00:00Z"/>
+        </w:rPr>
+      </w:pPr>
+      <w:bookmarkStart w:id="31" w:name="_Ref_bib6"/>
+      <w:ins w:id="31202" w:author="Claude" w:date="2026-10-28T00:00:00Z">
+        <w:r>
+          <w:rPr>
+            <w:rFonts w:eastAsia="Times New Roman" w:cs="Times New Roman"/>
+            <w:color w:val="000000"/>
+          </w:rPr>
+          <w:t xml:space="preserve">[6] C. Sigrist, A. Lechowicz, J. Champ, N. Bashir, and M. Hajiesmaili, “Lost in Siting: The Hidden Carbon Cost of Inequitable Residential Solar Installations,” Jan. 2025, [Online]. Available:http://arxiv.org/abs/2501.13868</w:t>
+          <w:tab/>
+        </w:r>
+        <w:hyperlink r:id="rId22" w:history="1"/>
+      </w:ins>
+      <w:bookmarkEnd w:id="31"/>
+    </w:p>
+    <w:p>
+      <w:pPr>
+        <w:autoSpaceDE w:val="0"/>
+        <w:autoSpaceDN w:val="0"/>
+        <w:ind w:hanging="640"/>
+        <w:rPr>
+          <w:rFonts w:eastAsia="Times New Roman" w:cs="Times New Roman"/>
+          <w:color w:val="000000"/>
+          <w:ins w:id="31205" w:author="Claude" w:date="2026-10-28T00:00:00Z"/>
+        </w:rPr>
+      </w:pPr>
+      <w:bookmarkStart w:id="32" w:name="_Ref_bib7"/>
+      <w:ins w:id="31204" w:author="Claude" w:date="2026-10-28T00:00:00Z">
+        <w:r>
+          <w:rPr>
+            <w:rFonts w:eastAsia="Times New Roman" w:cs="Times New Roman"/>
+            <w:color w:val="000000"/>
+          </w:rPr>
+          <w:t xml:space="preserve">[7] A. Drehobl, L. Ross, R. Ayala, A. Zaman, and J. Amann, “How high are household energy burdens? An assessment of national and metropolitan energy burden across the United States,” American Council for an Energy-Efficient Economy, Report U2006, Sep. 2020.</w:t>
+          <w:tab/>
+        </w:r>
+      </w:ins>
+      <w:bookmarkEnd w:id="32"/>
+    </w:p>
+    <w:p>
+      <w:pPr>
+        <w:autoSpaceDE w:val="0"/>
+        <w:autoSpaceDN w:val="0"/>
+        <w:ind w:hanging="640"/>
+        <w:rPr>
+          <w:rFonts w:eastAsia="Times New Roman" w:cs="Times New Roman"/>
+          <w:color w:val="000000"/>
+          <w:ins w:id="31207" w:author="Claude" w:date="2026-10-28T00:00:00Z"/>
+        </w:rPr>
+      </w:pPr>
+      <w:bookmarkStart w:id="33" w:name="_Ref_bib8"/>
+      <w:ins w:id="31206" w:author="Claude" w:date="2026-10-28T00:00:00Z">
+        <w:r>
+          <w:rPr>
+            <w:rFonts w:eastAsia="Times New Roman" w:cs="Times New Roman"/>
+            <w:color w:val="000000"/>
+          </w:rPr>
+          <w:t xml:space="preserve">[8] The Greenlining Institute, “Demystifying Equity in California’s Energy Grid Transition,” Jul. 25, 2024. [Online]. Available:https://greenlining.org/2024/demystifying-equity-in-californias-energy-grid-transition/</w:t>
+          <w:tab/>
+        </w:r>
+        <w:hyperlink r:id="rId23" w:history="1"/>
+      </w:ins>
+      <w:bookmarkEnd w:id="33"/>
+    </w:p>
+    <w:p>
+      <w:pPr>
+        <w:autoSpaceDE w:val="0"/>
+        <w:autoSpaceDN w:val="0"/>
+        <w:ind w:hanging="640"/>
+        <w:rPr>
+          <w:rFonts w:eastAsia="Times New Roman" w:cs="Times New Roman"/>
+          <w:color w:val="000000"/>
+          <w:ins w:id="31209" w:author="Claude" w:date="2026-10-28T00:00:00Z"/>
+        </w:rPr>
+      </w:pPr>
+      <w:bookmarkStart w:id="34" w:name="_Ref_bib9"/>
+      <w:ins w:id="31208" w:author="Claude" w:date="2026-10-28T00:00:00Z">
+        <w:r>
+          <w:rPr>
+            <w:rFonts w:eastAsia="Times New Roman" w:cs="Times New Roman"/>
+            <w:color w:val="000000"/>
+          </w:rPr>
+          <w:t xml:space="preserve">[9] T. Light, E. McIntosh, and O. Stephenson, “Advancing Equity in Access to Distributed Energy Resources in California,” Journal of Science Policy &amp; Governance, 2022, doi:10.38126/jspg200106.</w:t>
+          <w:tab/>
+        </w:r>
+        <w:hyperlink r:id="rId24" w:history="1"/>
+      </w:ins>
+      <w:bookmarkEnd w:id="34"/>
+    </w:p>
+    <w:p>
+      <w:pPr>
+        <w:autoSpaceDE w:val="0"/>
+        <w:autoSpaceDN w:val="0"/>
+        <w:ind w:hanging="640"/>
+        <w:rPr>
+          <w:rFonts w:eastAsia="Times New Roman" w:cs="Times New Roman"/>
+          <w:color w:val="000000"/>
+          <w:ins w:id="31211" w:author="Claude" w:date="2026-10-28T00:00:00Z"/>
+        </w:rPr>
+      </w:pPr>
+      <w:bookmarkStart w:id="35" w:name="_Ref_bib10"/>
+      <w:ins w:id="31210" w:author="Claude" w:date="2026-10-28T00:00:00Z">
+        <w:r>
+          <w:rPr>
+            <w:rFonts w:eastAsia="Times New Roman" w:cs="Times New Roman"/>
+            <w:color w:val="000000"/>
+          </w:rPr>
+          <w:t xml:space="preserve">[10] S. P. Forrester, C. C. Montañés, E. O’Shaughnessy, and G. Barbose, “Modeling the potential effects of rooftop solar on household energy burden in the United States,” </w:t>
+        </w:r>
+        <w:r>
+          <w:rPr>
+            <w:rFonts w:eastAsia="Times New Roman" w:cs="Times New Roman"/>
+            <w:color w:val="000000"/>
+          </w:rPr>
+          <w:t xml:space="preserve">Nat. Commun., vol. 15, p. 4676, Jun. 2024</w:t>
+        </w:r>
+        <w:r>
+          <w:rPr>
+            <w:rFonts w:eastAsia="Times New Roman" w:cs="Times New Roman"/>
+            <w:color w:val="000000"/>
+          </w:rPr>
+          <w:t xml:space="preserve">, doi:10.1038/s41467-024-48967-x.</w:t>
+        </w:r>
+        <w:r>
+          <w:rPr>
+            <w:rFonts w:eastAsia="Times New Roman" w:cs="Times New Roman"/>
+            <w:color w:val="000000"/>
+          </w:rPr>
+          <w:tab/>
+        </w:r>
+        <w:hyperlink r:id="rId25" w:history="1"/>
+      </w:ins>
+      <w:bookmarkEnd w:id="35"/>
+    </w:p>
+    <w:p>
+      <w:pPr>
+        <w:autoSpaceDE w:val="0"/>
+        <w:autoSpaceDN w:val="0"/>
+        <w:ind w:hanging="640"/>
+        <w:rPr>
+          <w:rFonts w:eastAsia="Times New Roman" w:cs="Times New Roman"/>
+          <w:color w:val="000000"/>
+          <w:ins w:id="31213" w:author="Claude" w:date="2026-10-28T00:00:00Z"/>
+        </w:rPr>
+      </w:pPr>
+      <w:bookmarkStart w:id="39" w:name="_Ref_bib17"/>
+      <w:ins w:id="31212" w:author="Claude" w:date="2026-10-28T00:00:00Z">
+        <w:r>
+          <w:rPr>
+            <w:rFonts w:eastAsia="Times New Roman" w:cs="Times New Roman"/>
+            <w:color w:val="000000"/>
+          </w:rPr>
+          <w:t xml:space="preserve">[11] B. Tarekegne, R. O’Neil, and J. Twitchell, “Energy Storage as an Equity Asset,” 2021. doi:10.1007/s40518-021-00184-6.</w:t>
+          <w:tab/>
+        </w:r>
+        <w:hyperlink r:id="rId28" w:history="1"/>
+      </w:ins>
+      <w:bookmarkEnd w:id="39"/>
+    </w:p>
+    <w:p>
+      <w:pPr>
+        <w:autoSpaceDE w:val="0"/>
+        <w:autoSpaceDN w:val="0"/>
+        <w:ind w:hanging="640"/>
+        <w:rPr>
+          <w:rFonts w:eastAsia="Times New Roman" w:cs="Times New Roman"/>
+          <w:color w:val="000000"/>
+          <w:ins w:id="31215" w:author="Claude" w:date="2026-10-28T00:00:00Z"/>
+        </w:rPr>
+      </w:pPr>
+      <w:bookmarkStart w:id="40" w:name="_Ref_bib22"/>
+      <w:ins w:id="31214" w:author="Claude" w:date="2026-10-28T00:00:00Z">
+        <w:r>
+          <w:rPr>
+            <w:rFonts w:eastAsia="Times New Roman" w:cs="Times New Roman"/>
+            <w:color w:val="000000"/>
+          </w:rPr>
+          <w:t xml:space="preserve">[12] M. Alipour, E. Irannezhad, R. A. Stewart, and O. Sahin, “Exploring residential solar PV and battery energy storage adoption motivations and barriers in a mature PV market,” Renew. Energy, vol. 190, 2022, doi:10.1016/j.renene.2022.03.040.</w:t>
+          <w:tab/>
+        </w:r>
+        <w:hyperlink r:id="rId29" w:history="1"/>
+      </w:ins>
+      <w:bookmarkEnd w:id="40"/>
+    </w:p>
+    <w:p>
+      <w:pPr>
+        <w:autoSpaceDE w:val="0"/>
+        <w:autoSpaceDN w:val="0"/>
+        <w:ind w:hanging="640"/>
+        <w:rPr>
+          <w:rFonts w:eastAsia="Times New Roman" w:cs="Times New Roman"/>
+          <w:color w:val="000000"/>
+          <w:ins w:id="31217" w:author="Claude" w:date="2026-10-28T00:00:00Z"/>
+        </w:rPr>
+      </w:pPr>
+      <w:bookmarkStart w:id="36" w:name="_Ref_bib11"/>
+      <w:ins w:id="31216" w:author="Claude" w:date="2026-10-28T00:00:00Z">
+        <w:r>
+          <w:rPr>
+            <w:rFonts w:eastAsia="Times New Roman" w:cs="Times New Roman"/>
+            <w:color w:val="000000"/>
+          </w:rPr>
+          <w:t xml:space="preserve">[13] A. M. Brockway, J. Conde, and D. Callaway, “Inequitable access to distributed energy resources due to grid infrastructure limits in California,” Nat. Energy, vol. 6, no. 9, 2021, doi:10.1038/s41560-021-00887-6.</w:t>
+          <w:tab/>
+        </w:r>
+        <w:hyperlink r:id="rId26" w:history="1"/>
+      </w:ins>
+      <w:bookmarkEnd w:id="36"/>
+    </w:p>
+    <w:p>
+      <w:pPr>
+        <w:autoSpaceDE w:val="0"/>
+        <w:autoSpaceDN w:val="0"/>
+        <w:ind w:hanging="640"/>
+        <w:rPr>
+          <w:rFonts w:eastAsia="Times New Roman" w:cs="Times New Roman"/>
+          <w:color w:val="000000"/>
+          <w:ins w:id="31219" w:author="Claude" w:date="2026-10-28T00:00:00Z"/>
+        </w:rPr>
+      </w:pPr>
+      <w:bookmarkStart w:id="37" w:name="_Ref_bib15"/>
+      <w:ins w:id="31218" w:author="Claude" w:date="2026-10-28T00:00:00Z">
+        <w:r>
+          <w:rPr>
+            <w:rFonts w:eastAsia="Times New Roman" w:cs="Times New Roman"/>
+            <w:color w:val="000000"/>
+          </w:rPr>
+          <w:t xml:space="preserve">[14] B. Aydin, R. Holt, and M. Almassalkhi, “Fairness-aware Dynamic Hosting Capacity and the Impacts of Strategic Solar PV Curtailment,” Apr. 2025, [Online]. Available:http://arxiv.org/abs/2504.18905</w:t>
+          <w:tab/>
+        </w:r>
+        <w:hyperlink r:id="rId27" w:history="1"/>
+      </w:ins>
+      <w:bookmarkEnd w:id="37"/>
+    </w:p>
+    <w:p>
+      <w:pPr>
+        <w:autoSpaceDE w:val="0"/>
+        <w:autoSpaceDN w:val="0"/>
+        <w:ind w:hanging="640"/>
+        <w:rPr>
+          <w:rFonts w:eastAsia="Times New Roman" w:cs="Times New Roman"/>
+          <w:color w:val="000000"/>
+          <w:ins w:id="31221" w:author="Claude" w:date="2026-10-28T00:00:00Z"/>
+        </w:rPr>
+      </w:pPr>
+      <w:bookmarkStart w:id="38" w:name="_Ref_bib16"/>
+      <w:ins w:id="31220" w:author="Claude" w:date="2026-10-28T00:00:00Z">
+        <w:r>
+          <w:rPr>
+            <w:rFonts w:eastAsia="Times New Roman" w:cs="Times New Roman"/>
+            <w:color w:val="000000"/>
+          </w:rPr>
+          <w:t xml:space="preserve">[15] U.S. Department of Energy, “Distributed energy resource interconnection roadmap,” i2X initiative, 2023. [Online]. Available: https://www.energy.gov/eere/i2x</w:t>
+          <w:tab/>
+        </w:r>
+      </w:ins>
+      <w:bookmarkEnd w:id="38"/>
+    </w:p>
+    <w:p>
+      <w:pPr>
+        <w:autoSpaceDE w:val="0"/>
+        <w:autoSpaceDN w:val="0"/>
+        <w:ind w:hanging="640"/>
+        <w:rPr>
+          <w:rFonts w:eastAsia="Times New Roman" w:cs="Times New Roman"/>
+          <w:color w:val="000000"/>
+          <w:ins w:id="31223" w:author="Claude" w:date="2026-10-28T00:00:00Z"/>
+        </w:rPr>
+      </w:pPr>
+      <w:bookmarkStart w:id="41" w:name="_Ref_bib23"/>
+      <w:ins w:id="31222" w:author="Claude" w:date="2026-10-28T00:00:00Z">
+        <w:r>
+          <w:rPr>
+            <w:rFonts w:eastAsia="Times New Roman" w:cs="Times New Roman"/>
+            <w:color w:val="000000"/>
+          </w:rPr>
+          <w:lastRenderedPageBreak/>
+          <w:t xml:space="preserve">[16] R. Haider, Y. Xu, and W. Yang, “Towards closing the data gap: A project-driven distributed energy resource dataset for the U.S. Grid,” in e-Energy 2023 Companion - Proceedings of the 14th ACM International Conference on Future Energy Systems, 2023. doi:10.1145/3599733.3600250.</w:t>
+          <w:tab/>
+        </w:r>
+        <w:hyperlink r:id="rId30" w:history="1"/>
+      </w:ins>
+      <w:bookmarkEnd w:id="41"/>
+    </w:p>
+    <w:p>
+      <w:pPr>
+        <w:autoSpaceDE w:val="0"/>
+        <w:autoSpaceDN w:val="0"/>
+        <w:ind w:hanging="640"/>
+        <w:rPr>
+          <w:rFonts w:eastAsia="Times New Roman" w:cs="Times New Roman"/>
+          <w:color w:val="000000"/>
+          <w:ins w:id="31225" w:author="Claude" w:date="2026-10-28T00:00:00Z"/>
+        </w:rPr>
+      </w:pPr>
+      <w:bookmarkStart w:id="42" w:name="_Ref_bib24"/>
+      <w:ins w:id="31224" w:author="Claude" w:date="2026-10-28T00:00:00Z">
+        <w:r>
+          <w:rPr>
+            <w:rFonts w:eastAsia="Times New Roman" w:cs="Times New Roman"/>
+            <w:color w:val="000000"/>
+          </w:rPr>
+          <w:t xml:space="preserve">[17] L. Ge, T. Du, C. Li, Y. Li, J. Yan, and M. U. Rafiq, “Virtual Collection for Distributed Photovoltaic Data: Challenges, Methodologies, and Applications,” 2022. doi:10.3390/en15238783.</w:t>
+          <w:tab/>
+        </w:r>
+        <w:hyperlink r:id="rId31" w:history="1"/>
+      </w:ins>
+    </w:p>
+    <w:p>
+      <w:pPr>
+        <w:autoSpaceDE w:val="0"/>
+        <w:autoSpaceDN w:val="0"/>
+        <w:ind w:hanging="640"/>
+        <w:rPr>
+          <w:ins w:id="31227" w:author="Claude" w:date="2026-10-28T00:00:00Z"/>
+        </w:rPr>
+      </w:pPr>
+      <w:bookmarkStart w:id="44" w:name="_Ref_src26"/>
+      <w:ins w:id="31226" w:author="Claude" w:date="2026-10-28T00:00:00Z">
+        <w:r>
+          <w:rPr>
+            <w:rFonts w:eastAsia="Times New Roman" w:cs="Times New Roman"/>
+            <w:color w:val="000000"/>
+          </w:rPr>
+          <w:t xml:space="preserve">[18] Lawrence Berkeley National Laboratory, "Tracking the Sun: public data file," 2024. [Online]. Available: https://emp.lbl.gov/tracking-the-sun</w:t>
+          <w:tab/>
+        </w:r>
+        <w:hyperlink r:id="rId33" w:history="1"/>
+      </w:ins>
+      <w:bookmarkEnd w:id="44"/>
+    </w:p>
+    <w:p>
+      <w:pPr>
+        <w:autoSpaceDE w:val="0"/>
+        <w:autoSpaceDN w:val="0"/>
+        <w:ind w:hanging="640"/>
+        <w:rPr>
+          <w:ins w:id="31229" w:author="Claude" w:date="2026-10-28T00:00:00Z"/>
+        </w:rPr>
+      </w:pPr>
+      <w:bookmarkStart w:id="46" w:name="_Ref_src28"/>
+      <w:ins w:id="31228" w:author="Claude" w:date="2026-10-28T00:00:00Z">
+        <w:r>
+          <w:rPr>
+            <w:rFonts w:eastAsia="Times New Roman" w:cs="Times New Roman"/>
+            <w:color w:val="000000"/>
+          </w:rPr>
+          <w:t xml:space="preserve">[19] California Energy Commission, "California energy storage system survey," 2024. [Online]. Available: https://www.energy.ca.gov/data-reports/energy-almanac/california-electricity-data/california-energy-storage-system-survey</w:t>
+          <w:tab/>
+        </w:r>
+        <w:hyperlink r:id="rId35" w:history="1"/>
+      </w:ins>
+      <w:bookmarkEnd w:id="46"/>
+    </w:p>
+    <w:p>
+      <w:pPr>
+        <w:autoSpaceDE w:val="0"/>
+        <w:autoSpaceDN w:val="0"/>
+        <w:ind w:hanging="640"/>
+        <w:rPr>
+          <w:ins w:id="31231" w:author="Claude" w:date="2026-10-28T00:00:00Z"/>
+        </w:rPr>
+      </w:pPr>
+      <w:bookmarkStart w:id="47" w:name="_Ref_src29"/>
+      <w:ins w:id="31230" w:author="Claude" w:date="2026-10-28T00:00:00Z">
+        <w:r>
+          <w:rPr>
+            <w:rFonts w:eastAsia="Times New Roman" w:cs="Times New Roman"/>
+            <w:color w:val="000000"/>
+          </w:rPr>
+          <w:t xml:space="preserve">[20] California Energy Commission, "Zero emission vehicle and infrastructure statistics," 2024. [Online]. Available: https://www.energy.ca.gov/data-reports/energy-almanac/zero-emission-vehicle-and-infrastructure-statistics-collection/electric</w:t>
+          <w:tab/>
+        </w:r>
+        <w:hyperlink r:id="rId36" w:history="1"/>
+      </w:ins>
+      <w:bookmarkEnd w:id="47"/>
+    </w:p>
+    <w:p>
+      <w:pPr>
+        <w:autoSpaceDE w:val="0"/>
+        <w:autoSpaceDN w:val="0"/>
+        <w:ind w:hanging="640"/>
+        <w:rPr>
+          <w:ins w:id="31233" w:author="Claude" w:date="2026-10-28T00:00:00Z"/>
+        </w:rPr>
+      </w:pPr>
+      <w:bookmarkStart w:id="48" w:name="_Ref_src30"/>
+      <w:ins w:id="31232" w:author="Claude" w:date="2026-10-28T00:00:00Z">
+        <w:r>
+          <w:rPr>
+            <w:rFonts w:eastAsia="Times New Roman" w:cs="Times New Roman"/>
+            <w:color w:val="000000"/>
+          </w:rPr>
+          <w:t xml:space="preserve">[21] B. D. Hoen, J. E. Diffendorfer, J. T. Rand, L. A. Kramer, C. P. Garrity, and H. E. Hunt, "United States wind turbine database," U.S. Geological Survey data release, 2018, doi: 10.5066/F7TX3DN0.</w:t>
+          <w:tab/>
+        </w:r>
+        <w:hyperlink r:id="rId37" w:history="1"/>
+      </w:ins>
+      <w:bookmarkEnd w:id="48"/>
+    </w:p>
+    <w:p>
+      <w:pPr>
+        <w:autoSpaceDE w:val="0"/>
+        <w:autoSpaceDN w:val="0"/>
+        <w:ind w:hanging="640"/>
+        <w:rPr>
+          <w:ins w:id="31235" w:author="Claude" w:date="2026-10-28T00:00:00Z"/>
+        </w:rPr>
+      </w:pPr>
+      <w:bookmarkStart w:id="49" w:name="_Ref_src31"/>
+      <w:ins w:id="31234" w:author="Claude" w:date="2026-10-28T00:00:00Z">
+        <w:r>
+          <w:rPr>
+            <w:rFonts w:eastAsia="Times New Roman" w:cs="Times New Roman"/>
+            <w:color w:val="000000"/>
+          </w:rPr>
+          <w:t xml:space="preserve">[22] U.S. Energy Information Administration, "Power plants," 2023. [Online]. Available: https://atlas.eia.gov/datasets/eia::power-plants/explore</w:t>
+          <w:tab/>
+        </w:r>
+        <w:hyperlink r:id="rId38" w:history="1"/>
+      </w:ins>
+      <w:bookmarkEnd w:id="49"/>
+    </w:p>
+    <w:p>
+      <w:pPr>
+        <w:autoSpaceDE w:val="0"/>
+        <w:autoSpaceDN w:val="0"/>
+        <w:ind w:hanging="640"/>
+        <w:rPr>
+          <w:ins w:id="31237" w:author="Claude" w:date="2026-10-28T00:00:00Z"/>
+        </w:rPr>
+      </w:pPr>
+      <w:bookmarkStart w:id="45" w:name="_Ref_src27"/>
+      <w:ins w:id="31236" w:author="Claude" w:date="2026-10-28T00:00:00Z">
+        <w:r>
+          <w:rPr>
+            <w:rFonts w:eastAsia="Times New Roman" w:cs="Times New Roman"/>
+            <w:color w:val="000000"/>
+          </w:rPr>
+          <w:t xml:space="preserve">[23] California Distributed Generation Statistics, "Interconnected project sites report, 31 December 2023," 2023. [Online]. Available: https://www.californiadgstats.ca.gov/downloads/</w:t>
+          <w:tab/>
+        </w:r>
+        <w:hyperlink r:id="rId34" w:history="1"/>
+      </w:ins>
+      <w:bookmarkEnd w:id="45"/>
+    </w:p>
+    <w:p>
+      <w:pPr>
+        <w:autoSpaceDE w:val="0"/>
+        <w:autoSpaceDN w:val="0"/>
+        <w:ind w:hanging="640"/>
+        <w:rPr>
+          <w:ins w:id="31239" w:author="Claude" w:date="2026-10-28T00:00:00Z"/>
+        </w:rPr>
+      </w:pPr>
+      <w:bookmarkStart w:id="51" w:name="_Ref_src33"/>
+      <w:ins w:id="31238" w:author="Claude" w:date="2026-10-28T00:00:00Z">
+        <w:r>
+          <w:rPr>
+            <w:rFonts w:eastAsia="Times New Roman" w:cs="Times New Roman"/>
+            <w:color w:val="000000"/>
+          </w:rPr>
+          <w:t xml:space="preserve">[24] U.S. Census Bureau, "TIGER/Line shapefiles," 2023. [Online]. Available: https://www.census.gov/geographies/mapping-files/time-series/geo/tiger-line-file.html</w:t>
+          <w:tab/>
+        </w:r>
+        <w:hyperlink r:id="rId40" w:history="1"/>
+      </w:ins>
+      <w:bookmarkEnd w:id="51"/>
+    </w:p>
+    <w:p>
+      <w:pPr>
+        <w:autoSpaceDE w:val="0"/>
+        <w:autoSpaceDN w:val="0"/>
+        <w:ind w:hanging="640"/>
+        <w:rPr>
+          <w:ins w:id="31241" w:author="Claude" w:date="2026-10-28T00:00:00Z"/>
+        </w:rPr>
+      </w:pPr>
+      <w:bookmarkStart w:id="53" w:name="_Ref_src35"/>
+      <w:ins w:id="31240" w:author="Claude" w:date="2026-10-28T00:00:00Z">
+        <w:r>
+          <w:rPr>
+            <w:rFonts w:eastAsia="Times New Roman" w:cs="Times New Roman"/>
+            <w:color w:val="000000"/>
+          </w:rPr>
+          <w:t xml:space="preserve">[25] California Energy Commission, "Energy equity indicators: deep dive energy," 2023. [Online]. Available: https://www.energy.ca.gov/data-reports/data-exploration-tools/energy-equity-indicators-dashboard-collection/deep-dive-energy</w:t>
+          <w:tab/>
+        </w:r>
+        <w:hyperlink r:id="rId42" w:history="1"/>
+      </w:ins>
+      <w:bookmarkEnd w:id="53"/>
+    </w:p>
+    <w:p>
+      <w:pPr>
+        <w:autoSpaceDE w:val="0"/>
+        <w:autoSpaceDN w:val="0"/>
+        <w:ind w:hanging="640"/>
+        <w:rPr>
+          <w:ins w:id="31243" w:author="Claude" w:date="2026-10-28T00:00:00Z"/>
+        </w:rPr>
+      </w:pPr>
+      <w:bookmarkStart w:id="50" w:name="_Ref_src32"/>
+      <w:ins w:id="31242" w:author="Claude" w:date="2026-10-28T00:00:00Z">
+        <w:r>
+          <w:rPr>
+            <w:rFonts w:eastAsia="Times New Roman" w:cs="Times New Roman"/>
+            <w:color w:val="000000"/>
+          </w:rPr>
+          <w:t xml:space="preserve">[26] U.S. Census Bureau, "American Community Survey 5-year estimates, detailed tables," 2023. [Online]. Available: https://api.census.gov/data/2023/acs/acs5</w:t>
+          <w:tab/>
+        </w:r>
+        <w:hyperlink r:id="rId39" w:history="1"/>
+      </w:ins>
+      <w:bookmarkEnd w:id="50"/>
+    </w:p>
+    <w:p>
+      <w:pPr>
+        <w:autoSpaceDE w:val="0"/>
+        <w:autoSpaceDN w:val="0"/>
+        <w:ind w:hanging="640"/>
+        <w:rPr>
+          <w:ins w:id="31245" w:author="Claude" w:date="2026-10-28T00:00:00Z"/>
+        </w:rPr>
+      </w:pPr>
+      <w:bookmarkStart w:id="52" w:name="_Ref_src34"/>
+      <w:ins w:id="31244" w:author="Claude" w:date="2026-10-28T00:00:00Z">
+        <w:r>
+          <w:rPr>
+            <w:rFonts w:eastAsia="Times New Roman" w:cs="Times New Roman"/>
+            <w:color w:val="000000"/>
+          </w:rPr>
+          <w:t xml:space="preserve">[27] NASA Langley Research Center, "Prediction of Worldwide Energy Resources (POWER)," 2023. [Online]. Available: https://power.larc.nasa.gov/</w:t>
+          <w:tab/>
+        </w:r>
+        <w:hyperlink r:id="rId41" w:history="1"/>
+      </w:ins>
+      <w:bookmarkEnd w:id="52"/>
+    </w:p>
+    <w:p>
+      <w:pPr>
+        <w:autoSpaceDE w:val="0"/>
+        <w:autoSpaceDN w:val="0"/>
+        <w:ind w:hanging="640"/>
+        <w:rPr>
+          <w:ins w:id="31247" w:author="Claude" w:date="2026-10-28T00:00:00Z"/>
+        </w:rPr>
+      </w:pPr>
+      <w:bookmarkStart w:id="54" w:name="_Ref_src36"/>
+      <w:ins w:id="31246" w:author="Claude" w:date="2026-10-28T00:00:00Z">
+        <w:r>
+          <w:rPr>
+            <w:rFonts w:eastAsia="Times New Roman" w:cs="Times New Roman"/>
+            <w:color w:val="000000"/>
+          </w:rPr>
+          <w:t xml:space="preserve">[28] Pacific Gas and Electric Company, Southern California Edison, and San Diego Gas and Electric, "Electric usage by ZIP code, 2023 quarterly datasets," 2023. [Online]. Available: https://pge-energydatarequest.com/public_datasets</w:t>
+          <w:tab/>
+        </w:r>
+        <w:hyperlink r:id="rId43" w:history="1"/>
+      </w:ins>
       <w:bookmarkEnd w:id="54"/>
+    </w:p>
+    <w:p>
+      <w:pPr>
+        <w:autoSpaceDE w:val="0"/>
+        <w:autoSpaceDN w:val="0"/>
+        <w:ind w:hanging="640"/>
+        <w:rPr>
+          <w:ins w:id="31249" w:author="Claude" w:date="2026-10-28T00:00:00Z"/>
+        </w:rPr>
+      </w:pPr>
+      <w:bookmarkStart w:id="43" w:name="_Ref_src25"/>
+      <w:ins w:id="31248" w:author="Claude" w:date="2026-10-28T00:00:00Z">
+        <w:r>
+          <w:rPr>
+            <w:rFonts w:eastAsia="Times New Roman" w:cs="Times New Roman"/>
+            <w:color w:val="000000"/>
+          </w:rPr>
+          <w:t xml:space="preserve">[29] T. G. Conley, "GMM estimation with cross sectional dependence," Journal of Econometrics, vol. 92, no. 1, pp. 1-45, Sep. 1999, doi: 10.1016/S0304-4076(98)00084-0.</w:t>
+          <w:tab/>
+        </w:r>
+        <w:hyperlink r:id="rId32" w:history="1"/>
+      </w:ins>
+      <w:bookmarkEnd w:id="43"/>
     </w:p>
     <w:p/>
     <w:sectPr>

--- a/site/index_nature_submission_updated.docx
+++ b/site/index_nature_submission_updated.docx
@@ -7055,9 +7055,16 @@
       </w:r>
     </w:p>
     <w:p>
-      <w:r>
-        <w:t>[To be completed.]</w:t>
-      </w:r>
+      <w:del w:id="32311" w:author="Claude" w:date="2026-10-28T00:00:00Z">
+        <w:r>
+          <w:delText>[To be completed.]</w:delText>
+        </w:r>
+      </w:del>
+      <w:ins w:id="32310" w:author="Claude" w:date="2026-10-28T00:00:00Z">
+        <w:r>
+          <w:t xml:space="preserve">D.K. curated the data, wrote the software, carried out the investigation and formal analysis, produced the visualizations and wrote the original draft. V.J.N. conceived the study, designed the methodology, carried out formal analysis, supervised the work and wrote, reviewed and edited the manuscript. A.A. supervised the work, acquired funding and reviewed and edited the manuscript.</w:t>
+        </w:r>
+      </w:ins>
     </w:p>
     <w:p>
       <w:pPr>
@@ -7081,9 +7088,16 @@
       </w:r>
     </w:p>
     <w:p>
-      <w:r>
-        <w:t>[To be completed.]</w:t>
-      </w:r>
+      <w:del w:id="32313" w:author="Claude" w:date="2026-10-28T00:00:00Z">
+        <w:r>
+          <w:delText>[To be completed.]</w:delText>
+        </w:r>
+      </w:del>
+      <w:ins w:id="32312" w:author="Claude" w:date="2026-10-28T00:00:00Z">
+        <w:r>
+          <w:t xml:space="preserve">D.K. was supported by the MIT Undergraduate Research Opportunities Program (UROP).</w:t>
+        </w:r>
+      </w:ins>
     </w:p>
     <w:p>
       <w:pPr>
